--- a/Programming Language/7.docx
+++ b/Programming Language/7.docx
@@ -15,18 +15,10 @@
       </w:r>
       <w:r>
         <w:br/>
-      </w:r>
-      <w:r>
         <w:t>A data structure is defined as a particular way of storing and organizing data in our devices to use the data efficiently and effectively. The main idea behind using data structures is to minimize the time and space complexities.</w:t>
       </w:r>
       <w:r>
-        <w:t xml:space="preserve"> </w:t>
-      </w:r>
-      <w:r>
-        <w:t>An efficient data structure takes minimum memory space and requires minimum time to execute the data.</w:t>
-      </w:r>
-      <w:r>
-        <w:t xml:space="preserve"> </w:t>
+        <w:t xml:space="preserve"> An efficient data structure takes minimum memory space and requires minimum time to execute the data. </w:t>
       </w:r>
     </w:p>
     <w:p>
@@ -125,32 +117,22 @@
       </w:r>
       <w:r>
         <w:br/>
-      </w:r>
-      <w:r>
         <w:t xml:space="preserve">Because they are contiguous, lists cannot grow infinitely in their current memory slot. </w:t>
       </w:r>
       <w:r>
         <w:br/>
-      </w:r>
-      <w:r>
         <w:t xml:space="preserve">When a list reaches its capacity limit: </w:t>
       </w:r>
       <w:r>
         <w:br/>
-      </w:r>
-      <w:r>
         <w:t xml:space="preserve">1 A new, larger contiguous block of memory is allocated. </w:t>
       </w:r>
       <w:r>
         <w:br/>
-      </w:r>
-      <w:r>
         <w:t xml:space="preserve">2 All existing elements are copied to the new block (O(N) operation). </w:t>
       </w:r>
       <w:r>
         <w:br/>
-      </w:r>
-      <w:r>
         <w:t xml:space="preserve">3 The old memory block is freed. This is why appending is </w:t>
       </w:r>
       <w:proofErr w:type="gramStart"/>
@@ -159,21 +141,16 @@
       </w:r>
       <w:proofErr w:type="gramEnd"/>
       <w:r>
-        <w:t xml:space="preserve">1) </w:t>
-      </w:r>
-      <w:proofErr w:type="spellStart"/>
-      <w:r>
-        <w:t>amortizedthe</w:t>
-      </w:r>
-      <w:proofErr w:type="spellEnd"/>
-      <w:r>
-        <w:t xml:space="preserve"> O(N) resize happens </w:t>
-      </w:r>
-      <w:proofErr w:type="spellStart"/>
-      <w:r>
-        <w:t>rarely.</w:t>
-      </w:r>
-      <w:proofErr w:type="spellEnd"/>
+        <w:t>1) amortized</w:t>
+      </w:r>
+      <w:r>
+        <w:t xml:space="preserve"> </w:t>
+      </w:r>
+      <w:bookmarkStart w:id="0" w:name="_GoBack"/>
+      <w:bookmarkEnd w:id="0"/>
+      <w:r>
+        <w:t>the O(N) resize happens rarely.</w:t>
+      </w:r>
     </w:p>
     <w:p/>
     <w:p>
@@ -195,13 +172,7 @@
         <w:rPr>
           <w:highlight w:val="yellow"/>
         </w:rPr>
-        <w:t>1) amortized—</w:t>
-      </w:r>
-      <w:r>
-        <w:rPr>
-          <w:highlight w:val="yellow"/>
-        </w:rPr>
-        <w:t>the O(N) resize happens rarely.</w:t>
+        <w:t>1) amortized—the O(N) resize happens rarely.</w:t>
       </w:r>
     </w:p>
     <w:p>
@@ -580,8 +551,6 @@
       <w:r>
         <w:t xml:space="preserve"># start here </w:t>
       </w:r>
-      <w:bookmarkStart w:id="0" w:name="_GoBack"/>
-      <w:bookmarkEnd w:id="0"/>
     </w:p>
     <w:p>
       <w:proofErr w:type="spellStart"/>
@@ -611,10 +580,7 @@
       </w:r>
       <w:proofErr w:type="spellEnd"/>
       <w:r>
-        <w:t>)</w:t>
-      </w:r>
-      <w:r>
-        <w:t xml:space="preserve"> </w:t>
+        <w:t xml:space="preserve">) </w:t>
       </w:r>
     </w:p>
     <w:p>

--- a/Programming Language/7.docx
+++ b/Programming Language/7.docx
@@ -146,8 +146,6 @@
       <w:r>
         <w:t xml:space="preserve"> </w:t>
       </w:r>
-      <w:bookmarkStart w:id="0" w:name="_GoBack"/>
-      <w:bookmarkEnd w:id="0"/>
       <w:r>
         <w:t>the O(N) resize happens rarely.</w:t>
       </w:r>
@@ -592,6 +590,1153 @@
       <w:r>
         <w:t>"Maximum value is:", result)</w:t>
       </w:r>
+    </w:p>
+    <w:p/>
+    <w:p/>
+    <w:p>
+      <w:pPr>
+        <w:pStyle w:val="Heading2"/>
+      </w:pPr>
+      <w:r>
+        <w:br/>
+      </w:r>
+      <w:r>
+        <w:rPr>
+          <w:b/>
+          <w:color w:val="FF0000"/>
+        </w:rPr>
+        <w:t>Queue:</w:t>
+      </w:r>
+      <w:r>
+        <w:br/>
+      </w:r>
+      <w:r>
+        <w:rPr>
+          <w:color w:val="auto"/>
+          <w:sz w:val="24"/>
+          <w:szCs w:val="24"/>
+        </w:rPr>
+        <w:t>A Queue enforces the First-In, First-Out (FIFO) rule. Elements are added to the rear and removed from the front.</w:t>
+      </w:r>
+      <w:r>
+        <w:br/>
+      </w:r>
+      <w:r>
+        <w:br/>
+      </w:r>
+      <w:r>
+        <w:rPr>
+          <w:b/>
+          <w:color w:val="auto"/>
+        </w:rPr>
+        <w:t>Working Principle:</w:t>
+      </w:r>
+    </w:p>
+    <w:p>
+      <w:pPr>
+        <w:numPr>
+          <w:ilvl w:val="0"/>
+          <w:numId w:val="9"/>
+        </w:numPr>
+        <w:spacing w:before="100" w:beforeAutospacing="1" w:after="100" w:afterAutospacing="1" w:line="240" w:lineRule="auto"/>
+      </w:pPr>
+      <w:r>
+        <w:t xml:space="preserve">Elements are </w:t>
+      </w:r>
+      <w:r>
+        <w:rPr>
+          <w:rStyle w:val="Strong"/>
+        </w:rPr>
+        <w:t>inserted (</w:t>
+      </w:r>
+      <w:proofErr w:type="spellStart"/>
+      <w:r>
+        <w:rPr>
+          <w:rStyle w:val="Strong"/>
+        </w:rPr>
+        <w:t>enqueue</w:t>
+      </w:r>
+      <w:proofErr w:type="spellEnd"/>
+      <w:r>
+        <w:rPr>
+          <w:rStyle w:val="Strong"/>
+        </w:rPr>
+        <w:t>)</w:t>
+      </w:r>
+      <w:r>
+        <w:t xml:space="preserve"> at the </w:t>
+      </w:r>
+      <w:r>
+        <w:rPr>
+          <w:rStyle w:val="Strong"/>
+        </w:rPr>
+        <w:t>rear (end)</w:t>
+      </w:r>
+      <w:r>
+        <w:t xml:space="preserve"> </w:t>
+      </w:r>
+    </w:p>
+    <w:p>
+      <w:pPr>
+        <w:numPr>
+          <w:ilvl w:val="0"/>
+          <w:numId w:val="9"/>
+        </w:numPr>
+        <w:spacing w:before="100" w:beforeAutospacing="1" w:after="100" w:afterAutospacing="1" w:line="240" w:lineRule="auto"/>
+      </w:pPr>
+      <w:r>
+        <w:t xml:space="preserve">Elements are </w:t>
+      </w:r>
+      <w:r>
+        <w:rPr>
+          <w:rStyle w:val="Strong"/>
+        </w:rPr>
+        <w:t>removed (</w:t>
+      </w:r>
+      <w:proofErr w:type="spellStart"/>
+      <w:r>
+        <w:rPr>
+          <w:rStyle w:val="Strong"/>
+        </w:rPr>
+        <w:t>dequeue</w:t>
+      </w:r>
+      <w:proofErr w:type="spellEnd"/>
+      <w:r>
+        <w:rPr>
+          <w:rStyle w:val="Strong"/>
+        </w:rPr>
+        <w:t>)</w:t>
+      </w:r>
+      <w:r>
+        <w:t xml:space="preserve"> from the </w:t>
+      </w:r>
+      <w:r>
+        <w:rPr>
+          <w:rStyle w:val="Strong"/>
+        </w:rPr>
+        <w:t>front (beginning)</w:t>
+      </w:r>
+      <w:r>
+        <w:t xml:space="preserve"> </w:t>
+      </w:r>
+    </w:p>
+    <w:p>
+      <w:pPr>
+        <w:pStyle w:val="NormalWeb"/>
+        <w:ind w:firstLine="360"/>
+      </w:pPr>
+      <w:r>
+        <w:rPr>
+          <w:rFonts w:ascii="Segoe UI Symbol" w:hAnsi="Segoe UI Symbol" w:cs="Segoe UI Symbol"/>
+        </w:rPr>
+        <w:t>👉</w:t>
+      </w:r>
+      <w:r>
+        <w:t xml:space="preserve"> This means the element that is inserted first will be removed first.</w:t>
+      </w:r>
+    </w:p>
+    <w:p>
+      <w:pPr>
+        <w:pStyle w:val="Heading2"/>
+        <w:rPr>
+          <w:b/>
+          <w:color w:val="auto"/>
+        </w:rPr>
+      </w:pPr>
+      <w:r>
+        <w:rPr>
+          <w:b/>
+          <w:color w:val="auto"/>
+        </w:rPr>
+        <w:t>Example:</w:t>
+      </w:r>
+    </w:p>
+    <w:p>
+      <w:pPr>
+        <w:pStyle w:val="NormalWeb"/>
+      </w:pPr>
+      <w:r>
+        <w:t>If we insert elements: 10, 20, 30</w:t>
+      </w:r>
+    </w:p>
+    <w:p>
+      <w:pPr>
+        <w:numPr>
+          <w:ilvl w:val="0"/>
+          <w:numId w:val="10"/>
+        </w:numPr>
+        <w:spacing w:before="100" w:beforeAutospacing="1" w:after="100" w:afterAutospacing="1" w:line="240" w:lineRule="auto"/>
+      </w:pPr>
+      <w:r>
+        <w:t xml:space="preserve">Insert → 10 → 20 → 30 </w:t>
+      </w:r>
+    </w:p>
+    <w:p>
+      <w:pPr>
+        <w:numPr>
+          <w:ilvl w:val="0"/>
+          <w:numId w:val="10"/>
+        </w:numPr>
+        <w:spacing w:before="100" w:beforeAutospacing="1" w:after="100" w:afterAutospacing="1" w:line="240" w:lineRule="auto"/>
+      </w:pPr>
+      <w:r>
+        <w:t>Remove → 10 (first inserted element)</w:t>
+      </w:r>
+      <w:r>
+        <w:br/>
+      </w:r>
+      <w:r>
+        <w:br/>
+      </w:r>
+      <w:bookmarkStart w:id="0" w:name="_GoBack"/>
+      <w:bookmarkEnd w:id="0"/>
+      <w:r>
+        <w:lastRenderedPageBreak/>
+        <w:br/>
+      </w:r>
+      <w:r>
+        <w:rPr>
+          <w:noProof/>
+        </w:rPr>
+        <w:drawing>
+          <wp:inline distT="0" distB="0" distL="0" distR="0">
+            <wp:extent cx="3820058" cy="609685"/>
+            <wp:effectExtent l="0" t="0" r="9525" b="0"/>
+            <wp:docPr id="2" name="Picture 2"/>
+            <wp:cNvGraphicFramePr>
+              <a:graphicFrameLocks xmlns:a="http://schemas.openxmlformats.org/drawingml/2006/main" noChangeAspect="1"/>
+            </wp:cNvGraphicFramePr>
+            <a:graphic xmlns:a="http://schemas.openxmlformats.org/drawingml/2006/main">
+              <a:graphicData uri="http://schemas.openxmlformats.org/drawingml/2006/picture">
+                <pic:pic xmlns:pic="http://schemas.openxmlformats.org/drawingml/2006/picture">
+                  <pic:nvPicPr>
+                    <pic:cNvPr id="2" name="Screenshot_1.png"/>
+                    <pic:cNvPicPr/>
+                  </pic:nvPicPr>
+                  <pic:blipFill>
+                    <a:blip r:embed="rId6">
+                      <a:extLst>
+                        <a:ext uri="{28A0092B-C50C-407E-A947-70E740481C1C}">
+                          <a14:useLocalDpi xmlns:a14="http://schemas.microsoft.com/office/drawing/2010/main" val="0"/>
+                        </a:ext>
+                      </a:extLst>
+                    </a:blip>
+                    <a:stretch>
+                      <a:fillRect/>
+                    </a:stretch>
+                  </pic:blipFill>
+                  <pic:spPr>
+                    <a:xfrm>
+                      <a:off x="0" y="0"/>
+                      <a:ext cx="3820058" cy="609685"/>
+                    </a:xfrm>
+                    <a:prstGeom prst="rect">
+                      <a:avLst/>
+                    </a:prstGeom>
+                  </pic:spPr>
+                </pic:pic>
+              </a:graphicData>
+            </a:graphic>
+          </wp:inline>
+        </w:drawing>
+      </w:r>
+    </w:p>
+    <w:p>
+      <w:r>
+        <w:rPr>
+          <w:rStyle w:val="Strong"/>
+          <w:color w:val="FF0000"/>
+        </w:rPr>
+        <w:t>Hash Function</w:t>
+      </w:r>
+      <w:r>
+        <w:rPr>
+          <w:color w:val="FF0000"/>
+        </w:rPr>
+        <w:t>:</w:t>
+      </w:r>
+      <w:r>
+        <w:br/>
+      </w:r>
+      <w:r>
+        <w:t xml:space="preserve">A </w:t>
+      </w:r>
+      <w:r>
+        <w:rPr>
+          <w:rStyle w:val="Strong"/>
+        </w:rPr>
+        <w:t>Hash Function</w:t>
+      </w:r>
+      <w:r>
+        <w:t xml:space="preserve"> is a function that converts a key (e.g., a string) into an integer index, which is used to store and retrieve values in a hash table (dictionary).</w:t>
+      </w:r>
+    </w:p>
+    <w:p>
+      <w:pPr>
+        <w:pStyle w:val="NormalWeb"/>
+      </w:pPr>
+      <w:r>
+        <w:t>In Python dictionary, when we insert a key-value pair, the hash function transforms the key into an array index.</w:t>
+      </w:r>
+    </w:p>
+    <w:p>
+      <w:pPr>
+        <w:pStyle w:val="Heading3"/>
+      </w:pPr>
+      <w:r>
+        <w:rPr>
+          <w:rFonts w:ascii="Segoe UI Symbol" w:hAnsi="Segoe UI Symbol" w:cs="Segoe UI Symbol"/>
+        </w:rPr>
+        <w:t>🔸</w:t>
+      </w:r>
+      <w:r>
+        <w:t xml:space="preserve"> Example:</w:t>
+      </w:r>
+    </w:p>
+    <w:p>
+      <w:pPr>
+        <w:pStyle w:val="HTMLPreformatted"/>
+      </w:pPr>
+      <w:r>
+        <w:rPr>
+          <w:rStyle w:val="m"/>
+        </w:rPr>
+        <w:t>data</w:t>
+      </w:r>
+      <w:r>
+        <w:rPr>
+          <w:rStyle w:val="HTMLCode"/>
+        </w:rPr>
+        <w:t xml:space="preserve"> </w:t>
+      </w:r>
+      <w:r>
+        <w:rPr>
+          <w:rStyle w:val="g"/>
+        </w:rPr>
+        <w:t>=</w:t>
+      </w:r>
+      <w:r>
+        <w:rPr>
+          <w:rStyle w:val="HTMLCode"/>
+        </w:rPr>
+        <w:t xml:space="preserve"> {}</w:t>
+      </w:r>
+      <w:r>
+        <w:br/>
+      </w:r>
+      <w:r>
+        <w:rPr>
+          <w:rStyle w:val="m"/>
+        </w:rPr>
+        <w:t>data</w:t>
+      </w:r>
+      <w:r>
+        <w:rPr>
+          <w:rStyle w:val="HTMLCode"/>
+        </w:rPr>
+        <w:t>[</w:t>
+      </w:r>
+      <w:r>
+        <w:rPr>
+          <w:rStyle w:val="k"/>
+        </w:rPr>
+        <w:t>"Apple"</w:t>
+      </w:r>
+      <w:r>
+        <w:rPr>
+          <w:rStyle w:val="HTMLCode"/>
+        </w:rPr>
+        <w:t xml:space="preserve">] </w:t>
+      </w:r>
+      <w:r>
+        <w:rPr>
+          <w:rStyle w:val="g"/>
+        </w:rPr>
+        <w:t>=</w:t>
+      </w:r>
+      <w:r>
+        <w:rPr>
+          <w:rStyle w:val="HTMLCode"/>
+        </w:rPr>
+        <w:t xml:space="preserve"> </w:t>
+      </w:r>
+      <w:r>
+        <w:rPr>
+          <w:rStyle w:val="j"/>
+        </w:rPr>
+        <w:t>5</w:t>
+      </w:r>
+      <w:r>
+        <w:br/>
+      </w:r>
+      <w:r>
+        <w:rPr>
+          <w:rStyle w:val="m"/>
+        </w:rPr>
+        <w:t>data</w:t>
+      </w:r>
+      <w:r>
+        <w:rPr>
+          <w:rStyle w:val="HTMLCode"/>
+        </w:rPr>
+        <w:t>[</w:t>
+      </w:r>
+      <w:r>
+        <w:rPr>
+          <w:rStyle w:val="k"/>
+        </w:rPr>
+        <w:t>"Banana"</w:t>
+      </w:r>
+      <w:r>
+        <w:rPr>
+          <w:rStyle w:val="HTMLCode"/>
+        </w:rPr>
+        <w:t xml:space="preserve">] </w:t>
+      </w:r>
+      <w:r>
+        <w:rPr>
+          <w:rStyle w:val="g"/>
+        </w:rPr>
+        <w:t>=</w:t>
+      </w:r>
+      <w:r>
+        <w:rPr>
+          <w:rStyle w:val="HTMLCode"/>
+        </w:rPr>
+        <w:t xml:space="preserve"> </w:t>
+      </w:r>
+      <w:r>
+        <w:rPr>
+          <w:rStyle w:val="j"/>
+        </w:rPr>
+        <w:t>8</w:t>
+      </w:r>
+      <w:r>
+        <w:br/>
+      </w:r>
+      <w:proofErr w:type="spellStart"/>
+      <w:r>
+        <w:rPr>
+          <w:rStyle w:val="m"/>
+        </w:rPr>
+        <w:t>val</w:t>
+      </w:r>
+      <w:proofErr w:type="spellEnd"/>
+      <w:r>
+        <w:rPr>
+          <w:rStyle w:val="HTMLCode"/>
+        </w:rPr>
+        <w:t xml:space="preserve"> </w:t>
+      </w:r>
+      <w:r>
+        <w:rPr>
+          <w:rStyle w:val="g"/>
+        </w:rPr>
+        <w:t>=</w:t>
+      </w:r>
+      <w:r>
+        <w:rPr>
+          <w:rStyle w:val="HTMLCode"/>
+        </w:rPr>
+        <w:t xml:space="preserve"> </w:t>
+      </w:r>
+      <w:r>
+        <w:rPr>
+          <w:rStyle w:val="m"/>
+        </w:rPr>
+        <w:t>data</w:t>
+      </w:r>
+      <w:r>
+        <w:rPr>
+          <w:rStyle w:val="HTMLCode"/>
+        </w:rPr>
+        <w:t>[</w:t>
+      </w:r>
+      <w:r>
+        <w:rPr>
+          <w:rStyle w:val="k"/>
+        </w:rPr>
+        <w:t>"Apple"</w:t>
+      </w:r>
+      <w:r>
+        <w:rPr>
+          <w:rStyle w:val="HTMLCode"/>
+        </w:rPr>
+        <w:t>]</w:t>
+      </w:r>
+    </w:p>
+    <w:p>
+      <w:pPr>
+        <w:pStyle w:val="Heading3"/>
+      </w:pPr>
+      <w:r>
+        <w:rPr>
+          <w:rFonts w:ascii="Segoe UI Symbol" w:hAnsi="Segoe UI Symbol" w:cs="Segoe UI Symbol"/>
+        </w:rPr>
+        <w:t>🔸</w:t>
+      </w:r>
+      <w:r>
+        <w:t xml:space="preserve"> Explanation:</w:t>
+      </w:r>
+    </w:p>
+    <w:p>
+      <w:pPr>
+        <w:numPr>
+          <w:ilvl w:val="0"/>
+          <w:numId w:val="3"/>
+        </w:numPr>
+        <w:spacing w:before="100" w:beforeAutospacing="1" w:after="100" w:afterAutospacing="1" w:line="240" w:lineRule="auto"/>
+      </w:pPr>
+      <w:r>
+        <w:rPr>
+          <w:rStyle w:val="HTMLCode"/>
+          <w:rFonts w:eastAsiaTheme="minorHAnsi"/>
+        </w:rPr>
+        <w:t>"Apple"</w:t>
+      </w:r>
+      <w:r>
+        <w:t xml:space="preserve"> is passed through a hash function → produces an index (e.g., 3) </w:t>
+      </w:r>
+    </w:p>
+    <w:p>
+      <w:pPr>
+        <w:numPr>
+          <w:ilvl w:val="0"/>
+          <w:numId w:val="3"/>
+        </w:numPr>
+        <w:spacing w:before="100" w:beforeAutospacing="1" w:after="100" w:afterAutospacing="1" w:line="240" w:lineRule="auto"/>
+      </w:pPr>
+      <w:r>
+        <w:t xml:space="preserve">Value </w:t>
+      </w:r>
+      <w:r>
+        <w:rPr>
+          <w:rStyle w:val="HTMLCode"/>
+          <w:rFonts w:eastAsiaTheme="minorHAnsi"/>
+        </w:rPr>
+        <w:t>5</w:t>
+      </w:r>
+      <w:r>
+        <w:t xml:space="preserve"> is stored at that index </w:t>
+      </w:r>
+    </w:p>
+    <w:p>
+      <w:pPr>
+        <w:numPr>
+          <w:ilvl w:val="0"/>
+          <w:numId w:val="3"/>
+        </w:numPr>
+        <w:spacing w:before="100" w:beforeAutospacing="1" w:after="100" w:afterAutospacing="1" w:line="240" w:lineRule="auto"/>
+      </w:pPr>
+      <w:r>
+        <w:rPr>
+          <w:rStyle w:val="HTMLCode"/>
+          <w:rFonts w:eastAsiaTheme="minorHAnsi"/>
+        </w:rPr>
+        <w:t>"Banana"</w:t>
+      </w:r>
+      <w:r>
+        <w:t xml:space="preserve"> is hashed → another index (e.g., 7) </w:t>
+      </w:r>
+    </w:p>
+    <w:p>
+      <w:pPr>
+        <w:numPr>
+          <w:ilvl w:val="0"/>
+          <w:numId w:val="3"/>
+        </w:numPr>
+        <w:spacing w:before="100" w:beforeAutospacing="1" w:after="100" w:afterAutospacing="1" w:line="240" w:lineRule="auto"/>
+      </w:pPr>
+      <w:r>
+        <w:t xml:space="preserve">Value </w:t>
+      </w:r>
+      <w:r>
+        <w:rPr>
+          <w:rStyle w:val="HTMLCode"/>
+          <w:rFonts w:eastAsiaTheme="minorHAnsi"/>
+        </w:rPr>
+        <w:t>8</w:t>
+      </w:r>
+      <w:r>
+        <w:t xml:space="preserve"> is stored there </w:t>
+      </w:r>
+    </w:p>
+    <w:p>
+      <w:pPr>
+        <w:numPr>
+          <w:ilvl w:val="0"/>
+          <w:numId w:val="3"/>
+        </w:numPr>
+        <w:spacing w:before="100" w:beforeAutospacing="1" w:after="100" w:afterAutospacing="1" w:line="240" w:lineRule="auto"/>
+      </w:pPr>
+      <w:r>
+        <w:t xml:space="preserve">When accessing </w:t>
+      </w:r>
+      <w:r>
+        <w:rPr>
+          <w:rStyle w:val="HTMLCode"/>
+          <w:rFonts w:eastAsiaTheme="minorHAnsi"/>
+        </w:rPr>
+        <w:t>data["Apple"]</w:t>
+      </w:r>
+      <w:r>
+        <w:t xml:space="preserve">, the same hash function is applied, and value </w:t>
+      </w:r>
+      <w:r>
+        <w:rPr>
+          <w:rStyle w:val="HTMLCode"/>
+          <w:rFonts w:eastAsiaTheme="minorHAnsi"/>
+        </w:rPr>
+        <w:t>5</w:t>
+      </w:r>
+      <w:r>
+        <w:t xml:space="preserve"> is retrieved</w:t>
+      </w:r>
+    </w:p>
+    <w:p>
+      <w:pPr>
+        <w:pStyle w:val="Heading2"/>
+      </w:pPr>
+      <w:r>
+        <w:rPr>
+          <w:rFonts w:ascii="Segoe UI Symbol" w:hAnsi="Segoe UI Symbol" w:cs="Segoe UI Symbol"/>
+        </w:rPr>
+        <w:t>🔹</w:t>
+      </w:r>
+      <w:r>
+        <w:t xml:space="preserve"> Collision</w:t>
+      </w:r>
+    </w:p>
+    <w:p>
+      <w:pPr>
+        <w:pStyle w:val="NormalWeb"/>
+      </w:pPr>
+      <w:r>
+        <w:t xml:space="preserve">A </w:t>
+      </w:r>
+      <w:r>
+        <w:rPr>
+          <w:rStyle w:val="Strong"/>
+          <w:rFonts w:eastAsiaTheme="majorEastAsia"/>
+        </w:rPr>
+        <w:t>Collision</w:t>
+      </w:r>
+      <w:r>
+        <w:t xml:space="preserve"> occurs when two different keys produce the same hash index.</w:t>
+      </w:r>
+    </w:p>
+    <w:p>
+      <w:pPr>
+        <w:pStyle w:val="Heading3"/>
+      </w:pPr>
+      <w:r>
+        <w:rPr>
+          <w:rFonts w:ascii="Segoe UI Symbol" w:hAnsi="Segoe UI Symbol" w:cs="Segoe UI Symbol"/>
+        </w:rPr>
+        <w:t>🔸</w:t>
+      </w:r>
+      <w:r>
+        <w:t xml:space="preserve"> Example:</w:t>
+      </w:r>
+    </w:p>
+    <w:p>
+      <w:pPr>
+        <w:numPr>
+          <w:ilvl w:val="0"/>
+          <w:numId w:val="4"/>
+        </w:numPr>
+        <w:spacing w:before="100" w:beforeAutospacing="1" w:after="100" w:afterAutospacing="1" w:line="240" w:lineRule="auto"/>
+      </w:pPr>
+      <w:r>
+        <w:rPr>
+          <w:rStyle w:val="HTMLCode"/>
+          <w:rFonts w:eastAsiaTheme="minorHAnsi"/>
+        </w:rPr>
+        <w:t>"Apple"</w:t>
+      </w:r>
+      <w:r>
+        <w:t xml:space="preserve"> → index 3 </w:t>
+      </w:r>
+    </w:p>
+    <w:p>
+      <w:pPr>
+        <w:numPr>
+          <w:ilvl w:val="0"/>
+          <w:numId w:val="4"/>
+        </w:numPr>
+        <w:spacing w:before="100" w:beforeAutospacing="1" w:after="100" w:afterAutospacing="1" w:line="240" w:lineRule="auto"/>
+      </w:pPr>
+      <w:r>
+        <w:rPr>
+          <w:rStyle w:val="HTMLCode"/>
+          <w:rFonts w:eastAsiaTheme="minorHAnsi"/>
+        </w:rPr>
+        <w:t>"Mango"</w:t>
+      </w:r>
+      <w:r>
+        <w:t xml:space="preserve"> → index 3</w:t>
+      </w:r>
+      <w:r>
+        <w:br/>
+      </w:r>
+      <w:r>
+        <w:rPr>
+          <w:rFonts w:ascii="Segoe UI Symbol" w:hAnsi="Segoe UI Symbol" w:cs="Segoe UI Symbol"/>
+        </w:rPr>
+        <w:t>👉</w:t>
+      </w:r>
+      <w:r>
+        <w:t xml:space="preserve"> Both try to store in the same location </w:t>
+      </w:r>
+    </w:p>
+    <w:p>
+      <w:pPr>
+        <w:pStyle w:val="Heading2"/>
+      </w:pPr>
+      <w:r>
+        <w:rPr>
+          <w:rFonts w:ascii="Segoe UI Symbol" w:hAnsi="Segoe UI Symbol" w:cs="Segoe UI Symbol"/>
+        </w:rPr>
+        <w:t>🔹</w:t>
+      </w:r>
+      <w:r>
+        <w:t xml:space="preserve"> Collision Resolution</w:t>
+      </w:r>
+    </w:p>
+    <w:p>
+      <w:pPr>
+        <w:pStyle w:val="NormalWeb"/>
+      </w:pPr>
+      <w:r>
+        <w:t xml:space="preserve">Modern dictionaries (like Python) resolve collisions using techniques such as </w:t>
+      </w:r>
+      <w:r>
+        <w:rPr>
+          <w:rStyle w:val="Strong"/>
+          <w:rFonts w:eastAsiaTheme="majorEastAsia"/>
+        </w:rPr>
+        <w:t>open addressing</w:t>
+      </w:r>
+      <w:r>
+        <w:t>.</w:t>
+      </w:r>
+    </w:p>
+    <w:p>
+      <w:pPr>
+        <w:numPr>
+          <w:ilvl w:val="0"/>
+          <w:numId w:val="5"/>
+        </w:numPr>
+        <w:spacing w:before="100" w:beforeAutospacing="1" w:after="100" w:afterAutospacing="1" w:line="240" w:lineRule="auto"/>
+      </w:pPr>
+      <w:r>
+        <w:t xml:space="preserve">If a position is occupied, another empty position is searched </w:t>
+      </w:r>
+    </w:p>
+    <w:p>
+      <w:pPr>
+        <w:numPr>
+          <w:ilvl w:val="0"/>
+          <w:numId w:val="5"/>
+        </w:numPr>
+        <w:spacing w:before="100" w:beforeAutospacing="1" w:after="100" w:afterAutospacing="1" w:line="240" w:lineRule="auto"/>
+      </w:pPr>
+      <w:r>
+        <w:t xml:space="preserve">This ensures that data can still be stored and accessed correctly </w:t>
+      </w:r>
+    </w:p>
+    <w:p>
+      <w:pPr>
+        <w:pStyle w:val="Heading2"/>
+      </w:pPr>
+      <w:r>
+        <w:rPr>
+          <w:rFonts w:ascii="Segoe UI Symbol" w:hAnsi="Segoe UI Symbol" w:cs="Segoe UI Symbol"/>
+        </w:rPr>
+        <w:lastRenderedPageBreak/>
+        <w:t>🔹</w:t>
+      </w:r>
+      <w:r>
+        <w:t xml:space="preserve"> Performance</w:t>
+      </w:r>
+    </w:p>
+    <w:p>
+      <w:pPr>
+        <w:numPr>
+          <w:ilvl w:val="0"/>
+          <w:numId w:val="6"/>
+        </w:numPr>
+        <w:spacing w:before="100" w:beforeAutospacing="1" w:after="100" w:afterAutospacing="1" w:line="240" w:lineRule="auto"/>
+      </w:pPr>
+      <w:r>
+        <w:t xml:space="preserve">Average case: </w:t>
+      </w:r>
+      <w:proofErr w:type="gramStart"/>
+      <w:r>
+        <w:rPr>
+          <w:rStyle w:val="Strong"/>
+        </w:rPr>
+        <w:t>O(</w:t>
+      </w:r>
+      <w:proofErr w:type="gramEnd"/>
+      <w:r>
+        <w:rPr>
+          <w:rStyle w:val="Strong"/>
+        </w:rPr>
+        <w:t>1)</w:t>
+      </w:r>
+      <w:r>
+        <w:t xml:space="preserve"> (very fast) </w:t>
+      </w:r>
+    </w:p>
+    <w:p>
+      <w:pPr>
+        <w:numPr>
+          <w:ilvl w:val="0"/>
+          <w:numId w:val="6"/>
+        </w:numPr>
+        <w:spacing w:before="100" w:beforeAutospacing="1" w:after="100" w:afterAutospacing="1" w:line="240" w:lineRule="auto"/>
+      </w:pPr>
+      <w:r>
+        <w:t xml:space="preserve">Worst case (many collisions): </w:t>
+      </w:r>
+      <w:r>
+        <w:rPr>
+          <w:rStyle w:val="Strong"/>
+        </w:rPr>
+        <w:t>O(n)</w:t>
+      </w:r>
+    </w:p>
+    <w:p>
+      <w:pPr>
+        <w:pStyle w:val="NormalWeb"/>
+      </w:pPr>
+      <w:proofErr w:type="spellStart"/>
+      <w:r>
+        <w:rPr>
+          <w:rFonts w:ascii="Nirmala UI" w:hAnsi="Nirmala UI" w:cs="Nirmala UI"/>
+        </w:rPr>
+        <w:t>নিচে</w:t>
+      </w:r>
+      <w:proofErr w:type="spellEnd"/>
+      <w:r>
+        <w:t xml:space="preserve"> </w:t>
+      </w:r>
+      <w:r>
+        <w:rPr>
+          <w:rStyle w:val="Strong"/>
+          <w:rFonts w:eastAsiaTheme="majorEastAsia"/>
+        </w:rPr>
+        <w:t>exam-ready structured answer</w:t>
+      </w:r>
+      <w:r>
+        <w:t xml:space="preserve"> </w:t>
+      </w:r>
+      <w:proofErr w:type="spellStart"/>
+      <w:r>
+        <w:rPr>
+          <w:rFonts w:ascii="Nirmala UI" w:hAnsi="Nirmala UI" w:cs="Nirmala UI"/>
+        </w:rPr>
+        <w:t>দেওয়া</w:t>
+      </w:r>
+      <w:proofErr w:type="spellEnd"/>
+      <w:r>
+        <w:t xml:space="preserve"> </w:t>
+      </w:r>
+      <w:proofErr w:type="spellStart"/>
+      <w:r>
+        <w:rPr>
+          <w:rFonts w:ascii="Nirmala UI" w:hAnsi="Nirmala UI" w:cs="Nirmala UI"/>
+        </w:rPr>
+        <w:t>হলো</w:t>
+      </w:r>
+      <w:proofErr w:type="spellEnd"/>
+      <w:r>
+        <w:t xml:space="preserve"> </w:t>
+      </w:r>
+      <w:r>
+        <w:rPr>
+          <w:rFonts w:ascii="Segoe UI Symbol" w:hAnsi="Segoe UI Symbol" w:cs="Segoe UI Symbol"/>
+        </w:rPr>
+        <w:t>👇</w:t>
+      </w:r>
+    </w:p>
+    <w:p>
+      <w:pPr>
+        <w:pStyle w:val="Heading2"/>
+      </w:pPr>
+      <w:r>
+        <w:rPr>
+          <w:rFonts w:ascii="Segoe UI Symbol" w:hAnsi="Segoe UI Symbol" w:cs="Segoe UI Symbol"/>
+        </w:rPr>
+        <w:t>🔹</w:t>
+      </w:r>
+      <w:r>
+        <w:t xml:space="preserve"> Set (Python)</w:t>
+      </w:r>
+    </w:p>
+    <w:p>
+      <w:pPr>
+        <w:pStyle w:val="NormalWeb"/>
+      </w:pPr>
+      <w:r>
+        <w:t xml:space="preserve">A set is an efficient data structure for storing </w:t>
+      </w:r>
+      <w:r>
+        <w:rPr>
+          <w:rStyle w:val="Strong"/>
+          <w:rFonts w:eastAsiaTheme="majorEastAsia"/>
+        </w:rPr>
+        <w:t>unique elements</w:t>
+      </w:r>
+      <w:r>
+        <w:t xml:space="preserve"> without order, and it provides </w:t>
+      </w:r>
+      <w:r>
+        <w:rPr>
+          <w:rStyle w:val="Strong"/>
+          <w:rFonts w:eastAsiaTheme="majorEastAsia"/>
+        </w:rPr>
+        <w:t>fast lookup operations</w:t>
+      </w:r>
+      <w:r>
+        <w:t xml:space="preserve"> using hash table implementation.</w:t>
+      </w:r>
+      <w:r>
+        <w:t xml:space="preserve"> </w:t>
+      </w:r>
+    </w:p>
+    <w:p>
+      <w:pPr>
+        <w:pStyle w:val="Heading2"/>
+      </w:pPr>
+      <w:r>
+        <w:rPr>
+          <w:rFonts w:ascii="Segoe UI Symbol" w:hAnsi="Segoe UI Symbol" w:cs="Segoe UI Symbol"/>
+        </w:rPr>
+        <w:t>🔸</w:t>
+      </w:r>
+      <w:r>
+        <w:t xml:space="preserve"> Key Characteristics:</w:t>
+      </w:r>
+    </w:p>
+    <w:p>
+      <w:pPr>
+        <w:pStyle w:val="Heading3"/>
+      </w:pPr>
+      <w:r>
+        <w:t>1. Uniqueness</w:t>
+      </w:r>
+    </w:p>
+    <w:p>
+      <w:pPr>
+        <w:pStyle w:val="NormalWeb"/>
+      </w:pPr>
+      <w:r>
+        <w:t xml:space="preserve">All elements in a set are </w:t>
+      </w:r>
+      <w:r>
+        <w:rPr>
+          <w:rStyle w:val="Strong"/>
+          <w:rFonts w:eastAsiaTheme="majorEastAsia"/>
+        </w:rPr>
+        <w:t>unique</w:t>
+      </w:r>
+      <w:r>
+        <w:t>.</w:t>
+      </w:r>
+      <w:r>
+        <w:br/>
+        <w:t xml:space="preserve">Duplicate values are </w:t>
+      </w:r>
+      <w:r>
+        <w:rPr>
+          <w:rStyle w:val="Strong"/>
+          <w:rFonts w:eastAsiaTheme="majorEastAsia"/>
+        </w:rPr>
+        <w:t>automatically ignored</w:t>
+      </w:r>
+      <w:r>
+        <w:t>.</w:t>
+      </w:r>
+    </w:p>
+    <w:p>
+      <w:pPr>
+        <w:pStyle w:val="NormalWeb"/>
+      </w:pPr>
+      <w:r>
+        <w:rPr>
+          <w:rFonts w:ascii="Segoe UI Symbol" w:hAnsi="Segoe UI Symbol" w:cs="Segoe UI Symbol"/>
+        </w:rPr>
+        <w:t>👉</w:t>
+      </w:r>
+      <w:r>
+        <w:t xml:space="preserve"> Example:</w:t>
+      </w:r>
+    </w:p>
+    <w:p>
+      <w:pPr>
+        <w:pStyle w:val="HTMLPreformatted"/>
+        <w:rPr>
+          <w:rStyle w:val="HTMLCode"/>
+        </w:rPr>
+      </w:pPr>
+      <w:r>
+        <w:rPr>
+          <w:rStyle w:val="HTMLCode"/>
+        </w:rPr>
+        <w:t>s = {1, 2, 2, 3}</w:t>
+      </w:r>
+    </w:p>
+    <w:p>
+      <w:pPr>
+        <w:pStyle w:val="NormalWeb"/>
+      </w:pPr>
+      <w:r>
+        <w:t xml:space="preserve">Result: </w:t>
+      </w:r>
+      <w:r>
+        <w:rPr>
+          <w:rStyle w:val="HTMLCode"/>
+        </w:rPr>
+        <w:t>{1, 2, 3}</w:t>
+      </w:r>
+    </w:p>
+    <w:p>
+      <w:pPr>
+        <w:pStyle w:val="Heading3"/>
+      </w:pPr>
+      <w:r>
+        <w:t>2. Unordered</w:t>
+      </w:r>
+    </w:p>
+    <w:p>
+      <w:pPr>
+        <w:pStyle w:val="NormalWeb"/>
+      </w:pPr>
+      <w:r>
+        <w:t xml:space="preserve">A set is </w:t>
+      </w:r>
+      <w:r>
+        <w:rPr>
+          <w:rStyle w:val="Strong"/>
+          <w:rFonts w:eastAsiaTheme="majorEastAsia"/>
+        </w:rPr>
+        <w:t>unordered</w:t>
+      </w:r>
+      <w:r>
+        <w:t>, meaning:</w:t>
+      </w:r>
+    </w:p>
+    <w:p>
+      <w:pPr>
+        <w:pStyle w:val="NormalWeb"/>
+        <w:numPr>
+          <w:ilvl w:val="0"/>
+          <w:numId w:val="7"/>
+        </w:numPr>
+      </w:pPr>
+      <w:r>
+        <w:t xml:space="preserve">Elements have </w:t>
+      </w:r>
+      <w:r>
+        <w:rPr>
+          <w:rStyle w:val="Strong"/>
+          <w:rFonts w:eastAsiaTheme="majorEastAsia"/>
+        </w:rPr>
+        <w:t>no fixed position or index</w:t>
+      </w:r>
+    </w:p>
+    <w:p>
+      <w:pPr>
+        <w:pStyle w:val="NormalWeb"/>
+        <w:numPr>
+          <w:ilvl w:val="0"/>
+          <w:numId w:val="7"/>
+        </w:numPr>
+      </w:pPr>
+      <w:r>
+        <w:t>You cannot access elements using index like a list</w:t>
+      </w:r>
+    </w:p>
+    <w:p>
+      <w:pPr>
+        <w:pStyle w:val="Heading3"/>
+      </w:pPr>
+      <w:r>
+        <w:t>3. Performance</w:t>
+      </w:r>
+    </w:p>
+    <w:p>
+      <w:pPr>
+        <w:pStyle w:val="NormalWeb"/>
+      </w:pPr>
+      <w:r>
+        <w:t>Set operations are very efficient due to hashing:</w:t>
+      </w:r>
+    </w:p>
+    <w:p>
+      <w:pPr>
+        <w:pStyle w:val="NormalWeb"/>
+        <w:numPr>
+          <w:ilvl w:val="0"/>
+          <w:numId w:val="8"/>
+        </w:numPr>
+      </w:pPr>
+      <w:r>
+        <w:t>Checking existence (</w:t>
+      </w:r>
+      <w:r>
+        <w:rPr>
+          <w:rStyle w:val="HTMLCode"/>
+        </w:rPr>
+        <w:t>x in set</w:t>
+      </w:r>
+      <w:r>
+        <w:t xml:space="preserve">) is </w:t>
+      </w:r>
+      <w:r>
+        <w:rPr>
+          <w:rStyle w:val="Strong"/>
+          <w:rFonts w:eastAsiaTheme="majorEastAsia"/>
+        </w:rPr>
+        <w:t>very fast</w:t>
+      </w:r>
+    </w:p>
+    <w:p>
+      <w:pPr>
+        <w:pStyle w:val="NormalWeb"/>
+      </w:pPr>
+      <w:r>
+        <w:rPr>
+          <w:rFonts w:ascii="Segoe UI Symbol" w:hAnsi="Segoe UI Symbol" w:cs="Segoe UI Symbol"/>
+        </w:rPr>
+        <w:t>👉</w:t>
+      </w:r>
+      <w:r>
+        <w:t xml:space="preserve"> Average Time Complexity: </w:t>
+      </w:r>
+      <w:proofErr w:type="gramStart"/>
+      <w:r>
+        <w:rPr>
+          <w:rStyle w:val="Strong"/>
+          <w:rFonts w:eastAsiaTheme="majorEastAsia"/>
+        </w:rPr>
+        <w:t>O(</w:t>
+      </w:r>
+      <w:proofErr w:type="gramEnd"/>
+      <w:r>
+        <w:rPr>
+          <w:rStyle w:val="Strong"/>
+          <w:rFonts w:eastAsiaTheme="majorEastAsia"/>
+        </w:rPr>
+        <w:t>1)</w:t>
+      </w:r>
+    </w:p>
+    <w:p>
+      <w:pPr>
+        <w:pStyle w:val="Heading2"/>
+      </w:pPr>
     </w:p>
     <w:sectPr>
       <w:pgSz w:w="12240" w:h="15840"/>
@@ -606,6 +1751,155 @@
 <file path=word/numbering.xml><?xml version="1.0" encoding="utf-8"?>
 <w:numbering xmlns:wpc="http://schemas.microsoft.com/office/word/2010/wordprocessingCanvas" xmlns:cx="http://schemas.microsoft.com/office/drawing/2014/chartex" xmlns:mc="http://schemas.openxmlformats.org/markup-compatibility/2006" xmlns:o="urn:schemas-microsoft-com:office:office" xmlns:r="http://schemas.openxmlformats.org/officeDocument/2006/relationships" xmlns:m="http://schemas.openxmlformats.org/officeDocument/2006/math" xmlns:v="urn:schemas-microsoft-com:vml" xmlns:wp14="http://schemas.microsoft.com/office/word/2010/wordprocessingDrawing" xmlns:wp="http://schemas.openxmlformats.org/drawingml/2006/wordprocessingDrawing" xmlns:w10="urn:schemas-microsoft-com:office:word" xmlns:w="http://schemas.openxmlformats.org/wordprocessingml/2006/main" xmlns:w14="http://schemas.microsoft.com/office/word/2010/wordml" xmlns:w15="http://schemas.microsoft.com/office/word/2012/wordml" xmlns:w16se="http://schemas.microsoft.com/office/word/2015/wordml/symex" xmlns:wpg="http://schemas.microsoft.com/office/word/2010/wordprocessingGroup" xmlns:wpi="http://schemas.microsoft.com/office/word/2010/wordprocessingInk" xmlns:wne="http://schemas.microsoft.com/office/word/2006/wordml" xmlns:wps="http://schemas.microsoft.com/office/word/2010/wordprocessingShape" mc:Ignorable="w14 w15 w16se wp14">
   <w:abstractNum w:abstractNumId="0" w15:restartNumberingAfterBreak="0">
+    <w:nsid w:val="04067C15"/>
+    <w:multiLevelType w:val="multilevel"/>
+    <w:tmpl w:val="147424F8"/>
+    <w:lvl w:ilvl="0">
+      <w:start w:val="1"/>
+      <w:numFmt w:val="bullet"/>
+      <w:lvlText w:val=""/>
+      <w:lvlJc w:val="left"/>
+      <w:pPr>
+        <w:tabs>
+          <w:tab w:val="num" w:pos="720"/>
+        </w:tabs>
+        <w:ind w:left="720" w:hanging="360"/>
+      </w:pPr>
+      <w:rPr>
+        <w:rFonts w:ascii="Symbol" w:hAnsi="Symbol" w:hint="default"/>
+        <w:sz w:val="20"/>
+      </w:rPr>
+    </w:lvl>
+    <w:lvl w:ilvl="1" w:tentative="1">
+      <w:start w:val="1"/>
+      <w:numFmt w:val="bullet"/>
+      <w:lvlText w:val="o"/>
+      <w:lvlJc w:val="left"/>
+      <w:pPr>
+        <w:tabs>
+          <w:tab w:val="num" w:pos="1440"/>
+        </w:tabs>
+        <w:ind w:left="1440" w:hanging="360"/>
+      </w:pPr>
+      <w:rPr>
+        <w:rFonts w:ascii="Courier New" w:hAnsi="Courier New" w:hint="default"/>
+        <w:sz w:val="20"/>
+      </w:rPr>
+    </w:lvl>
+    <w:lvl w:ilvl="2" w:tentative="1">
+      <w:start w:val="1"/>
+      <w:numFmt w:val="bullet"/>
+      <w:lvlText w:val=""/>
+      <w:lvlJc w:val="left"/>
+      <w:pPr>
+        <w:tabs>
+          <w:tab w:val="num" w:pos="2160"/>
+        </w:tabs>
+        <w:ind w:left="2160" w:hanging="360"/>
+      </w:pPr>
+      <w:rPr>
+        <w:rFonts w:ascii="Wingdings" w:hAnsi="Wingdings" w:hint="default"/>
+        <w:sz w:val="20"/>
+      </w:rPr>
+    </w:lvl>
+    <w:lvl w:ilvl="3" w:tentative="1">
+      <w:start w:val="1"/>
+      <w:numFmt w:val="bullet"/>
+      <w:lvlText w:val=""/>
+      <w:lvlJc w:val="left"/>
+      <w:pPr>
+        <w:tabs>
+          <w:tab w:val="num" w:pos="2880"/>
+        </w:tabs>
+        <w:ind w:left="2880" w:hanging="360"/>
+      </w:pPr>
+      <w:rPr>
+        <w:rFonts w:ascii="Wingdings" w:hAnsi="Wingdings" w:hint="default"/>
+        <w:sz w:val="20"/>
+      </w:rPr>
+    </w:lvl>
+    <w:lvl w:ilvl="4" w:tentative="1">
+      <w:start w:val="1"/>
+      <w:numFmt w:val="bullet"/>
+      <w:lvlText w:val=""/>
+      <w:lvlJc w:val="left"/>
+      <w:pPr>
+        <w:tabs>
+          <w:tab w:val="num" w:pos="3600"/>
+        </w:tabs>
+        <w:ind w:left="3600" w:hanging="360"/>
+      </w:pPr>
+      <w:rPr>
+        <w:rFonts w:ascii="Wingdings" w:hAnsi="Wingdings" w:hint="default"/>
+        <w:sz w:val="20"/>
+      </w:rPr>
+    </w:lvl>
+    <w:lvl w:ilvl="5" w:tentative="1">
+      <w:start w:val="1"/>
+      <w:numFmt w:val="bullet"/>
+      <w:lvlText w:val=""/>
+      <w:lvlJc w:val="left"/>
+      <w:pPr>
+        <w:tabs>
+          <w:tab w:val="num" w:pos="4320"/>
+        </w:tabs>
+        <w:ind w:left="4320" w:hanging="360"/>
+      </w:pPr>
+      <w:rPr>
+        <w:rFonts w:ascii="Wingdings" w:hAnsi="Wingdings" w:hint="default"/>
+        <w:sz w:val="20"/>
+      </w:rPr>
+    </w:lvl>
+    <w:lvl w:ilvl="6" w:tentative="1">
+      <w:start w:val="1"/>
+      <w:numFmt w:val="bullet"/>
+      <w:lvlText w:val=""/>
+      <w:lvlJc w:val="left"/>
+      <w:pPr>
+        <w:tabs>
+          <w:tab w:val="num" w:pos="5040"/>
+        </w:tabs>
+        <w:ind w:left="5040" w:hanging="360"/>
+      </w:pPr>
+      <w:rPr>
+        <w:rFonts w:ascii="Wingdings" w:hAnsi="Wingdings" w:hint="default"/>
+        <w:sz w:val="20"/>
+      </w:rPr>
+    </w:lvl>
+    <w:lvl w:ilvl="7" w:tentative="1">
+      <w:start w:val="1"/>
+      <w:numFmt w:val="bullet"/>
+      <w:lvlText w:val=""/>
+      <w:lvlJc w:val="left"/>
+      <w:pPr>
+        <w:tabs>
+          <w:tab w:val="num" w:pos="5760"/>
+        </w:tabs>
+        <w:ind w:left="5760" w:hanging="360"/>
+      </w:pPr>
+      <w:rPr>
+        <w:rFonts w:ascii="Wingdings" w:hAnsi="Wingdings" w:hint="default"/>
+        <w:sz w:val="20"/>
+      </w:rPr>
+    </w:lvl>
+    <w:lvl w:ilvl="8" w:tentative="1">
+      <w:start w:val="1"/>
+      <w:numFmt w:val="bullet"/>
+      <w:lvlText w:val=""/>
+      <w:lvlJc w:val="left"/>
+      <w:pPr>
+        <w:tabs>
+          <w:tab w:val="num" w:pos="6480"/>
+        </w:tabs>
+        <w:ind w:left="6480" w:hanging="360"/>
+      </w:pPr>
+      <w:rPr>
+        <w:rFonts w:ascii="Wingdings" w:hAnsi="Wingdings" w:hint="default"/>
+        <w:sz w:val="20"/>
+      </w:rPr>
+    </w:lvl>
+  </w:abstractNum>
+  <w:abstractNum w:abstractNumId="1" w15:restartNumberingAfterBreak="0">
     <w:nsid w:val="07AC06FE"/>
     <w:multiLevelType w:val="multilevel"/>
     <w:tmpl w:val="DBF86392"/>
@@ -754,7 +2048,603 @@
       </w:rPr>
     </w:lvl>
   </w:abstractNum>
-  <w:abstractNum w:abstractNumId="1" w15:restartNumberingAfterBreak="0">
+  <w:abstractNum w:abstractNumId="2" w15:restartNumberingAfterBreak="0">
+    <w:nsid w:val="17555F7B"/>
+    <w:multiLevelType w:val="multilevel"/>
+    <w:tmpl w:val="91C2335A"/>
+    <w:lvl w:ilvl="0">
+      <w:start w:val="1"/>
+      <w:numFmt w:val="bullet"/>
+      <w:lvlText w:val=""/>
+      <w:lvlJc w:val="left"/>
+      <w:pPr>
+        <w:tabs>
+          <w:tab w:val="num" w:pos="720"/>
+        </w:tabs>
+        <w:ind w:left="720" w:hanging="360"/>
+      </w:pPr>
+      <w:rPr>
+        <w:rFonts w:ascii="Symbol" w:hAnsi="Symbol" w:hint="default"/>
+        <w:sz w:val="20"/>
+      </w:rPr>
+    </w:lvl>
+    <w:lvl w:ilvl="1" w:tentative="1">
+      <w:start w:val="1"/>
+      <w:numFmt w:val="bullet"/>
+      <w:lvlText w:val="o"/>
+      <w:lvlJc w:val="left"/>
+      <w:pPr>
+        <w:tabs>
+          <w:tab w:val="num" w:pos="1440"/>
+        </w:tabs>
+        <w:ind w:left="1440" w:hanging="360"/>
+      </w:pPr>
+      <w:rPr>
+        <w:rFonts w:ascii="Courier New" w:hAnsi="Courier New" w:hint="default"/>
+        <w:sz w:val="20"/>
+      </w:rPr>
+    </w:lvl>
+    <w:lvl w:ilvl="2" w:tentative="1">
+      <w:start w:val="1"/>
+      <w:numFmt w:val="bullet"/>
+      <w:lvlText w:val=""/>
+      <w:lvlJc w:val="left"/>
+      <w:pPr>
+        <w:tabs>
+          <w:tab w:val="num" w:pos="2160"/>
+        </w:tabs>
+        <w:ind w:left="2160" w:hanging="360"/>
+      </w:pPr>
+      <w:rPr>
+        <w:rFonts w:ascii="Wingdings" w:hAnsi="Wingdings" w:hint="default"/>
+        <w:sz w:val="20"/>
+      </w:rPr>
+    </w:lvl>
+    <w:lvl w:ilvl="3" w:tentative="1">
+      <w:start w:val="1"/>
+      <w:numFmt w:val="bullet"/>
+      <w:lvlText w:val=""/>
+      <w:lvlJc w:val="left"/>
+      <w:pPr>
+        <w:tabs>
+          <w:tab w:val="num" w:pos="2880"/>
+        </w:tabs>
+        <w:ind w:left="2880" w:hanging="360"/>
+      </w:pPr>
+      <w:rPr>
+        <w:rFonts w:ascii="Wingdings" w:hAnsi="Wingdings" w:hint="default"/>
+        <w:sz w:val="20"/>
+      </w:rPr>
+    </w:lvl>
+    <w:lvl w:ilvl="4" w:tentative="1">
+      <w:start w:val="1"/>
+      <w:numFmt w:val="bullet"/>
+      <w:lvlText w:val=""/>
+      <w:lvlJc w:val="left"/>
+      <w:pPr>
+        <w:tabs>
+          <w:tab w:val="num" w:pos="3600"/>
+        </w:tabs>
+        <w:ind w:left="3600" w:hanging="360"/>
+      </w:pPr>
+      <w:rPr>
+        <w:rFonts w:ascii="Wingdings" w:hAnsi="Wingdings" w:hint="default"/>
+        <w:sz w:val="20"/>
+      </w:rPr>
+    </w:lvl>
+    <w:lvl w:ilvl="5" w:tentative="1">
+      <w:start w:val="1"/>
+      <w:numFmt w:val="bullet"/>
+      <w:lvlText w:val=""/>
+      <w:lvlJc w:val="left"/>
+      <w:pPr>
+        <w:tabs>
+          <w:tab w:val="num" w:pos="4320"/>
+        </w:tabs>
+        <w:ind w:left="4320" w:hanging="360"/>
+      </w:pPr>
+      <w:rPr>
+        <w:rFonts w:ascii="Wingdings" w:hAnsi="Wingdings" w:hint="default"/>
+        <w:sz w:val="20"/>
+      </w:rPr>
+    </w:lvl>
+    <w:lvl w:ilvl="6" w:tentative="1">
+      <w:start w:val="1"/>
+      <w:numFmt w:val="bullet"/>
+      <w:lvlText w:val=""/>
+      <w:lvlJc w:val="left"/>
+      <w:pPr>
+        <w:tabs>
+          <w:tab w:val="num" w:pos="5040"/>
+        </w:tabs>
+        <w:ind w:left="5040" w:hanging="360"/>
+      </w:pPr>
+      <w:rPr>
+        <w:rFonts w:ascii="Wingdings" w:hAnsi="Wingdings" w:hint="default"/>
+        <w:sz w:val="20"/>
+      </w:rPr>
+    </w:lvl>
+    <w:lvl w:ilvl="7" w:tentative="1">
+      <w:start w:val="1"/>
+      <w:numFmt w:val="bullet"/>
+      <w:lvlText w:val=""/>
+      <w:lvlJc w:val="left"/>
+      <w:pPr>
+        <w:tabs>
+          <w:tab w:val="num" w:pos="5760"/>
+        </w:tabs>
+        <w:ind w:left="5760" w:hanging="360"/>
+      </w:pPr>
+      <w:rPr>
+        <w:rFonts w:ascii="Wingdings" w:hAnsi="Wingdings" w:hint="default"/>
+        <w:sz w:val="20"/>
+      </w:rPr>
+    </w:lvl>
+    <w:lvl w:ilvl="8" w:tentative="1">
+      <w:start w:val="1"/>
+      <w:numFmt w:val="bullet"/>
+      <w:lvlText w:val=""/>
+      <w:lvlJc w:val="left"/>
+      <w:pPr>
+        <w:tabs>
+          <w:tab w:val="num" w:pos="6480"/>
+        </w:tabs>
+        <w:ind w:left="6480" w:hanging="360"/>
+      </w:pPr>
+      <w:rPr>
+        <w:rFonts w:ascii="Wingdings" w:hAnsi="Wingdings" w:hint="default"/>
+        <w:sz w:val="20"/>
+      </w:rPr>
+    </w:lvl>
+  </w:abstractNum>
+  <w:abstractNum w:abstractNumId="3" w15:restartNumberingAfterBreak="0">
+    <w:nsid w:val="2A054F8E"/>
+    <w:multiLevelType w:val="multilevel"/>
+    <w:tmpl w:val="8AD0B93C"/>
+    <w:lvl w:ilvl="0">
+      <w:start w:val="1"/>
+      <w:numFmt w:val="bullet"/>
+      <w:lvlText w:val=""/>
+      <w:lvlJc w:val="left"/>
+      <w:pPr>
+        <w:tabs>
+          <w:tab w:val="num" w:pos="720"/>
+        </w:tabs>
+        <w:ind w:left="720" w:hanging="360"/>
+      </w:pPr>
+      <w:rPr>
+        <w:rFonts w:ascii="Symbol" w:hAnsi="Symbol" w:hint="default"/>
+        <w:sz w:val="20"/>
+      </w:rPr>
+    </w:lvl>
+    <w:lvl w:ilvl="1" w:tentative="1">
+      <w:start w:val="1"/>
+      <w:numFmt w:val="bullet"/>
+      <w:lvlText w:val="o"/>
+      <w:lvlJc w:val="left"/>
+      <w:pPr>
+        <w:tabs>
+          <w:tab w:val="num" w:pos="1440"/>
+        </w:tabs>
+        <w:ind w:left="1440" w:hanging="360"/>
+      </w:pPr>
+      <w:rPr>
+        <w:rFonts w:ascii="Courier New" w:hAnsi="Courier New" w:hint="default"/>
+        <w:sz w:val="20"/>
+      </w:rPr>
+    </w:lvl>
+    <w:lvl w:ilvl="2" w:tentative="1">
+      <w:start w:val="1"/>
+      <w:numFmt w:val="bullet"/>
+      <w:lvlText w:val=""/>
+      <w:lvlJc w:val="left"/>
+      <w:pPr>
+        <w:tabs>
+          <w:tab w:val="num" w:pos="2160"/>
+        </w:tabs>
+        <w:ind w:left="2160" w:hanging="360"/>
+      </w:pPr>
+      <w:rPr>
+        <w:rFonts w:ascii="Wingdings" w:hAnsi="Wingdings" w:hint="default"/>
+        <w:sz w:val="20"/>
+      </w:rPr>
+    </w:lvl>
+    <w:lvl w:ilvl="3" w:tentative="1">
+      <w:start w:val="1"/>
+      <w:numFmt w:val="bullet"/>
+      <w:lvlText w:val=""/>
+      <w:lvlJc w:val="left"/>
+      <w:pPr>
+        <w:tabs>
+          <w:tab w:val="num" w:pos="2880"/>
+        </w:tabs>
+        <w:ind w:left="2880" w:hanging="360"/>
+      </w:pPr>
+      <w:rPr>
+        <w:rFonts w:ascii="Wingdings" w:hAnsi="Wingdings" w:hint="default"/>
+        <w:sz w:val="20"/>
+      </w:rPr>
+    </w:lvl>
+    <w:lvl w:ilvl="4" w:tentative="1">
+      <w:start w:val="1"/>
+      <w:numFmt w:val="bullet"/>
+      <w:lvlText w:val=""/>
+      <w:lvlJc w:val="left"/>
+      <w:pPr>
+        <w:tabs>
+          <w:tab w:val="num" w:pos="3600"/>
+        </w:tabs>
+        <w:ind w:left="3600" w:hanging="360"/>
+      </w:pPr>
+      <w:rPr>
+        <w:rFonts w:ascii="Wingdings" w:hAnsi="Wingdings" w:hint="default"/>
+        <w:sz w:val="20"/>
+      </w:rPr>
+    </w:lvl>
+    <w:lvl w:ilvl="5" w:tentative="1">
+      <w:start w:val="1"/>
+      <w:numFmt w:val="bullet"/>
+      <w:lvlText w:val=""/>
+      <w:lvlJc w:val="left"/>
+      <w:pPr>
+        <w:tabs>
+          <w:tab w:val="num" w:pos="4320"/>
+        </w:tabs>
+        <w:ind w:left="4320" w:hanging="360"/>
+      </w:pPr>
+      <w:rPr>
+        <w:rFonts w:ascii="Wingdings" w:hAnsi="Wingdings" w:hint="default"/>
+        <w:sz w:val="20"/>
+      </w:rPr>
+    </w:lvl>
+    <w:lvl w:ilvl="6" w:tentative="1">
+      <w:start w:val="1"/>
+      <w:numFmt w:val="bullet"/>
+      <w:lvlText w:val=""/>
+      <w:lvlJc w:val="left"/>
+      <w:pPr>
+        <w:tabs>
+          <w:tab w:val="num" w:pos="5040"/>
+        </w:tabs>
+        <w:ind w:left="5040" w:hanging="360"/>
+      </w:pPr>
+      <w:rPr>
+        <w:rFonts w:ascii="Wingdings" w:hAnsi="Wingdings" w:hint="default"/>
+        <w:sz w:val="20"/>
+      </w:rPr>
+    </w:lvl>
+    <w:lvl w:ilvl="7" w:tentative="1">
+      <w:start w:val="1"/>
+      <w:numFmt w:val="bullet"/>
+      <w:lvlText w:val=""/>
+      <w:lvlJc w:val="left"/>
+      <w:pPr>
+        <w:tabs>
+          <w:tab w:val="num" w:pos="5760"/>
+        </w:tabs>
+        <w:ind w:left="5760" w:hanging="360"/>
+      </w:pPr>
+      <w:rPr>
+        <w:rFonts w:ascii="Wingdings" w:hAnsi="Wingdings" w:hint="default"/>
+        <w:sz w:val="20"/>
+      </w:rPr>
+    </w:lvl>
+    <w:lvl w:ilvl="8" w:tentative="1">
+      <w:start w:val="1"/>
+      <w:numFmt w:val="bullet"/>
+      <w:lvlText w:val=""/>
+      <w:lvlJc w:val="left"/>
+      <w:pPr>
+        <w:tabs>
+          <w:tab w:val="num" w:pos="6480"/>
+        </w:tabs>
+        <w:ind w:left="6480" w:hanging="360"/>
+      </w:pPr>
+      <w:rPr>
+        <w:rFonts w:ascii="Wingdings" w:hAnsi="Wingdings" w:hint="default"/>
+        <w:sz w:val="20"/>
+      </w:rPr>
+    </w:lvl>
+  </w:abstractNum>
+  <w:abstractNum w:abstractNumId="4" w15:restartNumberingAfterBreak="0">
+    <w:nsid w:val="45017377"/>
+    <w:multiLevelType w:val="multilevel"/>
+    <w:tmpl w:val="BF721018"/>
+    <w:lvl w:ilvl="0">
+      <w:start w:val="1"/>
+      <w:numFmt w:val="bullet"/>
+      <w:lvlText w:val=""/>
+      <w:lvlJc w:val="left"/>
+      <w:pPr>
+        <w:tabs>
+          <w:tab w:val="num" w:pos="720"/>
+        </w:tabs>
+        <w:ind w:left="720" w:hanging="360"/>
+      </w:pPr>
+      <w:rPr>
+        <w:rFonts w:ascii="Symbol" w:hAnsi="Symbol" w:hint="default"/>
+        <w:sz w:val="20"/>
+      </w:rPr>
+    </w:lvl>
+    <w:lvl w:ilvl="1" w:tentative="1">
+      <w:start w:val="1"/>
+      <w:numFmt w:val="bullet"/>
+      <w:lvlText w:val="o"/>
+      <w:lvlJc w:val="left"/>
+      <w:pPr>
+        <w:tabs>
+          <w:tab w:val="num" w:pos="1440"/>
+        </w:tabs>
+        <w:ind w:left="1440" w:hanging="360"/>
+      </w:pPr>
+      <w:rPr>
+        <w:rFonts w:ascii="Courier New" w:hAnsi="Courier New" w:hint="default"/>
+        <w:sz w:val="20"/>
+      </w:rPr>
+    </w:lvl>
+    <w:lvl w:ilvl="2" w:tentative="1">
+      <w:start w:val="1"/>
+      <w:numFmt w:val="bullet"/>
+      <w:lvlText w:val=""/>
+      <w:lvlJc w:val="left"/>
+      <w:pPr>
+        <w:tabs>
+          <w:tab w:val="num" w:pos="2160"/>
+        </w:tabs>
+        <w:ind w:left="2160" w:hanging="360"/>
+      </w:pPr>
+      <w:rPr>
+        <w:rFonts w:ascii="Wingdings" w:hAnsi="Wingdings" w:hint="default"/>
+        <w:sz w:val="20"/>
+      </w:rPr>
+    </w:lvl>
+    <w:lvl w:ilvl="3" w:tentative="1">
+      <w:start w:val="1"/>
+      <w:numFmt w:val="bullet"/>
+      <w:lvlText w:val=""/>
+      <w:lvlJc w:val="left"/>
+      <w:pPr>
+        <w:tabs>
+          <w:tab w:val="num" w:pos="2880"/>
+        </w:tabs>
+        <w:ind w:left="2880" w:hanging="360"/>
+      </w:pPr>
+      <w:rPr>
+        <w:rFonts w:ascii="Wingdings" w:hAnsi="Wingdings" w:hint="default"/>
+        <w:sz w:val="20"/>
+      </w:rPr>
+    </w:lvl>
+    <w:lvl w:ilvl="4" w:tentative="1">
+      <w:start w:val="1"/>
+      <w:numFmt w:val="bullet"/>
+      <w:lvlText w:val=""/>
+      <w:lvlJc w:val="left"/>
+      <w:pPr>
+        <w:tabs>
+          <w:tab w:val="num" w:pos="3600"/>
+        </w:tabs>
+        <w:ind w:left="3600" w:hanging="360"/>
+      </w:pPr>
+      <w:rPr>
+        <w:rFonts w:ascii="Wingdings" w:hAnsi="Wingdings" w:hint="default"/>
+        <w:sz w:val="20"/>
+      </w:rPr>
+    </w:lvl>
+    <w:lvl w:ilvl="5" w:tentative="1">
+      <w:start w:val="1"/>
+      <w:numFmt w:val="bullet"/>
+      <w:lvlText w:val=""/>
+      <w:lvlJc w:val="left"/>
+      <w:pPr>
+        <w:tabs>
+          <w:tab w:val="num" w:pos="4320"/>
+        </w:tabs>
+        <w:ind w:left="4320" w:hanging="360"/>
+      </w:pPr>
+      <w:rPr>
+        <w:rFonts w:ascii="Wingdings" w:hAnsi="Wingdings" w:hint="default"/>
+        <w:sz w:val="20"/>
+      </w:rPr>
+    </w:lvl>
+    <w:lvl w:ilvl="6" w:tentative="1">
+      <w:start w:val="1"/>
+      <w:numFmt w:val="bullet"/>
+      <w:lvlText w:val=""/>
+      <w:lvlJc w:val="left"/>
+      <w:pPr>
+        <w:tabs>
+          <w:tab w:val="num" w:pos="5040"/>
+        </w:tabs>
+        <w:ind w:left="5040" w:hanging="360"/>
+      </w:pPr>
+      <w:rPr>
+        <w:rFonts w:ascii="Wingdings" w:hAnsi="Wingdings" w:hint="default"/>
+        <w:sz w:val="20"/>
+      </w:rPr>
+    </w:lvl>
+    <w:lvl w:ilvl="7" w:tentative="1">
+      <w:start w:val="1"/>
+      <w:numFmt w:val="bullet"/>
+      <w:lvlText w:val=""/>
+      <w:lvlJc w:val="left"/>
+      <w:pPr>
+        <w:tabs>
+          <w:tab w:val="num" w:pos="5760"/>
+        </w:tabs>
+        <w:ind w:left="5760" w:hanging="360"/>
+      </w:pPr>
+      <w:rPr>
+        <w:rFonts w:ascii="Wingdings" w:hAnsi="Wingdings" w:hint="default"/>
+        <w:sz w:val="20"/>
+      </w:rPr>
+    </w:lvl>
+    <w:lvl w:ilvl="8" w:tentative="1">
+      <w:start w:val="1"/>
+      <w:numFmt w:val="bullet"/>
+      <w:lvlText w:val=""/>
+      <w:lvlJc w:val="left"/>
+      <w:pPr>
+        <w:tabs>
+          <w:tab w:val="num" w:pos="6480"/>
+        </w:tabs>
+        <w:ind w:left="6480" w:hanging="360"/>
+      </w:pPr>
+      <w:rPr>
+        <w:rFonts w:ascii="Wingdings" w:hAnsi="Wingdings" w:hint="default"/>
+        <w:sz w:val="20"/>
+      </w:rPr>
+    </w:lvl>
+  </w:abstractNum>
+  <w:abstractNum w:abstractNumId="5" w15:restartNumberingAfterBreak="0">
+    <w:nsid w:val="4611394F"/>
+    <w:multiLevelType w:val="multilevel"/>
+    <w:tmpl w:val="71ECF908"/>
+    <w:lvl w:ilvl="0">
+      <w:start w:val="1"/>
+      <w:numFmt w:val="bullet"/>
+      <w:lvlText w:val=""/>
+      <w:lvlJc w:val="left"/>
+      <w:pPr>
+        <w:tabs>
+          <w:tab w:val="num" w:pos="720"/>
+        </w:tabs>
+        <w:ind w:left="720" w:hanging="360"/>
+      </w:pPr>
+      <w:rPr>
+        <w:rFonts w:ascii="Symbol" w:hAnsi="Symbol" w:hint="default"/>
+        <w:sz w:val="20"/>
+      </w:rPr>
+    </w:lvl>
+    <w:lvl w:ilvl="1" w:tentative="1">
+      <w:start w:val="1"/>
+      <w:numFmt w:val="bullet"/>
+      <w:lvlText w:val="o"/>
+      <w:lvlJc w:val="left"/>
+      <w:pPr>
+        <w:tabs>
+          <w:tab w:val="num" w:pos="1440"/>
+        </w:tabs>
+        <w:ind w:left="1440" w:hanging="360"/>
+      </w:pPr>
+      <w:rPr>
+        <w:rFonts w:ascii="Courier New" w:hAnsi="Courier New" w:hint="default"/>
+        <w:sz w:val="20"/>
+      </w:rPr>
+    </w:lvl>
+    <w:lvl w:ilvl="2" w:tentative="1">
+      <w:start w:val="1"/>
+      <w:numFmt w:val="bullet"/>
+      <w:lvlText w:val=""/>
+      <w:lvlJc w:val="left"/>
+      <w:pPr>
+        <w:tabs>
+          <w:tab w:val="num" w:pos="2160"/>
+        </w:tabs>
+        <w:ind w:left="2160" w:hanging="360"/>
+      </w:pPr>
+      <w:rPr>
+        <w:rFonts w:ascii="Wingdings" w:hAnsi="Wingdings" w:hint="default"/>
+        <w:sz w:val="20"/>
+      </w:rPr>
+    </w:lvl>
+    <w:lvl w:ilvl="3" w:tentative="1">
+      <w:start w:val="1"/>
+      <w:numFmt w:val="bullet"/>
+      <w:lvlText w:val=""/>
+      <w:lvlJc w:val="left"/>
+      <w:pPr>
+        <w:tabs>
+          <w:tab w:val="num" w:pos="2880"/>
+        </w:tabs>
+        <w:ind w:left="2880" w:hanging="360"/>
+      </w:pPr>
+      <w:rPr>
+        <w:rFonts w:ascii="Wingdings" w:hAnsi="Wingdings" w:hint="default"/>
+        <w:sz w:val="20"/>
+      </w:rPr>
+    </w:lvl>
+    <w:lvl w:ilvl="4" w:tentative="1">
+      <w:start w:val="1"/>
+      <w:numFmt w:val="bullet"/>
+      <w:lvlText w:val=""/>
+      <w:lvlJc w:val="left"/>
+      <w:pPr>
+        <w:tabs>
+          <w:tab w:val="num" w:pos="3600"/>
+        </w:tabs>
+        <w:ind w:left="3600" w:hanging="360"/>
+      </w:pPr>
+      <w:rPr>
+        <w:rFonts w:ascii="Wingdings" w:hAnsi="Wingdings" w:hint="default"/>
+        <w:sz w:val="20"/>
+      </w:rPr>
+    </w:lvl>
+    <w:lvl w:ilvl="5" w:tentative="1">
+      <w:start w:val="1"/>
+      <w:numFmt w:val="bullet"/>
+      <w:lvlText w:val=""/>
+      <w:lvlJc w:val="left"/>
+      <w:pPr>
+        <w:tabs>
+          <w:tab w:val="num" w:pos="4320"/>
+        </w:tabs>
+        <w:ind w:left="4320" w:hanging="360"/>
+      </w:pPr>
+      <w:rPr>
+        <w:rFonts w:ascii="Wingdings" w:hAnsi="Wingdings" w:hint="default"/>
+        <w:sz w:val="20"/>
+      </w:rPr>
+    </w:lvl>
+    <w:lvl w:ilvl="6" w:tentative="1">
+      <w:start w:val="1"/>
+      <w:numFmt w:val="bullet"/>
+      <w:lvlText w:val=""/>
+      <w:lvlJc w:val="left"/>
+      <w:pPr>
+        <w:tabs>
+          <w:tab w:val="num" w:pos="5040"/>
+        </w:tabs>
+        <w:ind w:left="5040" w:hanging="360"/>
+      </w:pPr>
+      <w:rPr>
+        <w:rFonts w:ascii="Wingdings" w:hAnsi="Wingdings" w:hint="default"/>
+        <w:sz w:val="20"/>
+      </w:rPr>
+    </w:lvl>
+    <w:lvl w:ilvl="7" w:tentative="1">
+      <w:start w:val="1"/>
+      <w:numFmt w:val="bullet"/>
+      <w:lvlText w:val=""/>
+      <w:lvlJc w:val="left"/>
+      <w:pPr>
+        <w:tabs>
+          <w:tab w:val="num" w:pos="5760"/>
+        </w:tabs>
+        <w:ind w:left="5760" w:hanging="360"/>
+      </w:pPr>
+      <w:rPr>
+        <w:rFonts w:ascii="Wingdings" w:hAnsi="Wingdings" w:hint="default"/>
+        <w:sz w:val="20"/>
+      </w:rPr>
+    </w:lvl>
+    <w:lvl w:ilvl="8" w:tentative="1">
+      <w:start w:val="1"/>
+      <w:numFmt w:val="bullet"/>
+      <w:lvlText w:val=""/>
+      <w:lvlJc w:val="left"/>
+      <w:pPr>
+        <w:tabs>
+          <w:tab w:val="num" w:pos="6480"/>
+        </w:tabs>
+        <w:ind w:left="6480" w:hanging="360"/>
+      </w:pPr>
+      <w:rPr>
+        <w:rFonts w:ascii="Wingdings" w:hAnsi="Wingdings" w:hint="default"/>
+        <w:sz w:val="20"/>
+      </w:rPr>
+    </w:lvl>
+  </w:abstractNum>
+  <w:abstractNum w:abstractNumId="6" w15:restartNumberingAfterBreak="0">
     <w:nsid w:val="52B12105"/>
     <w:multiLevelType w:val="multilevel"/>
     <w:tmpl w:val="E512804E"/>
@@ -903,11 +2793,482 @@
       </w:rPr>
     </w:lvl>
   </w:abstractNum>
+  <w:abstractNum w:abstractNumId="7" w15:restartNumberingAfterBreak="0">
+    <w:nsid w:val="603B75F2"/>
+    <w:multiLevelType w:val="multilevel"/>
+    <w:tmpl w:val="20548824"/>
+    <w:lvl w:ilvl="0">
+      <w:start w:val="1"/>
+      <w:numFmt w:val="bullet"/>
+      <w:lvlText w:val=""/>
+      <w:lvlJc w:val="left"/>
+      <w:pPr>
+        <w:tabs>
+          <w:tab w:val="num" w:pos="720"/>
+        </w:tabs>
+        <w:ind w:left="720" w:hanging="360"/>
+      </w:pPr>
+      <w:rPr>
+        <w:rFonts w:ascii="Symbol" w:hAnsi="Symbol" w:hint="default"/>
+        <w:sz w:val="20"/>
+      </w:rPr>
+    </w:lvl>
+    <w:lvl w:ilvl="1" w:tentative="1">
+      <w:start w:val="1"/>
+      <w:numFmt w:val="bullet"/>
+      <w:lvlText w:val="o"/>
+      <w:lvlJc w:val="left"/>
+      <w:pPr>
+        <w:tabs>
+          <w:tab w:val="num" w:pos="1440"/>
+        </w:tabs>
+        <w:ind w:left="1440" w:hanging="360"/>
+      </w:pPr>
+      <w:rPr>
+        <w:rFonts w:ascii="Courier New" w:hAnsi="Courier New" w:hint="default"/>
+        <w:sz w:val="20"/>
+      </w:rPr>
+    </w:lvl>
+    <w:lvl w:ilvl="2" w:tentative="1">
+      <w:start w:val="1"/>
+      <w:numFmt w:val="bullet"/>
+      <w:lvlText w:val=""/>
+      <w:lvlJc w:val="left"/>
+      <w:pPr>
+        <w:tabs>
+          <w:tab w:val="num" w:pos="2160"/>
+        </w:tabs>
+        <w:ind w:left="2160" w:hanging="360"/>
+      </w:pPr>
+      <w:rPr>
+        <w:rFonts w:ascii="Wingdings" w:hAnsi="Wingdings" w:hint="default"/>
+        <w:sz w:val="20"/>
+      </w:rPr>
+    </w:lvl>
+    <w:lvl w:ilvl="3" w:tentative="1">
+      <w:start w:val="1"/>
+      <w:numFmt w:val="bullet"/>
+      <w:lvlText w:val=""/>
+      <w:lvlJc w:val="left"/>
+      <w:pPr>
+        <w:tabs>
+          <w:tab w:val="num" w:pos="2880"/>
+        </w:tabs>
+        <w:ind w:left="2880" w:hanging="360"/>
+      </w:pPr>
+      <w:rPr>
+        <w:rFonts w:ascii="Wingdings" w:hAnsi="Wingdings" w:hint="default"/>
+        <w:sz w:val="20"/>
+      </w:rPr>
+    </w:lvl>
+    <w:lvl w:ilvl="4" w:tentative="1">
+      <w:start w:val="1"/>
+      <w:numFmt w:val="bullet"/>
+      <w:lvlText w:val=""/>
+      <w:lvlJc w:val="left"/>
+      <w:pPr>
+        <w:tabs>
+          <w:tab w:val="num" w:pos="3600"/>
+        </w:tabs>
+        <w:ind w:left="3600" w:hanging="360"/>
+      </w:pPr>
+      <w:rPr>
+        <w:rFonts w:ascii="Wingdings" w:hAnsi="Wingdings" w:hint="default"/>
+        <w:sz w:val="20"/>
+      </w:rPr>
+    </w:lvl>
+    <w:lvl w:ilvl="5" w:tentative="1">
+      <w:start w:val="1"/>
+      <w:numFmt w:val="bullet"/>
+      <w:lvlText w:val=""/>
+      <w:lvlJc w:val="left"/>
+      <w:pPr>
+        <w:tabs>
+          <w:tab w:val="num" w:pos="4320"/>
+        </w:tabs>
+        <w:ind w:left="4320" w:hanging="360"/>
+      </w:pPr>
+      <w:rPr>
+        <w:rFonts w:ascii="Wingdings" w:hAnsi="Wingdings" w:hint="default"/>
+        <w:sz w:val="20"/>
+      </w:rPr>
+    </w:lvl>
+    <w:lvl w:ilvl="6" w:tentative="1">
+      <w:start w:val="1"/>
+      <w:numFmt w:val="bullet"/>
+      <w:lvlText w:val=""/>
+      <w:lvlJc w:val="left"/>
+      <w:pPr>
+        <w:tabs>
+          <w:tab w:val="num" w:pos="5040"/>
+        </w:tabs>
+        <w:ind w:left="5040" w:hanging="360"/>
+      </w:pPr>
+      <w:rPr>
+        <w:rFonts w:ascii="Wingdings" w:hAnsi="Wingdings" w:hint="default"/>
+        <w:sz w:val="20"/>
+      </w:rPr>
+    </w:lvl>
+    <w:lvl w:ilvl="7" w:tentative="1">
+      <w:start w:val="1"/>
+      <w:numFmt w:val="bullet"/>
+      <w:lvlText w:val=""/>
+      <w:lvlJc w:val="left"/>
+      <w:pPr>
+        <w:tabs>
+          <w:tab w:val="num" w:pos="5760"/>
+        </w:tabs>
+        <w:ind w:left="5760" w:hanging="360"/>
+      </w:pPr>
+      <w:rPr>
+        <w:rFonts w:ascii="Wingdings" w:hAnsi="Wingdings" w:hint="default"/>
+        <w:sz w:val="20"/>
+      </w:rPr>
+    </w:lvl>
+    <w:lvl w:ilvl="8" w:tentative="1">
+      <w:start w:val="1"/>
+      <w:numFmt w:val="bullet"/>
+      <w:lvlText w:val=""/>
+      <w:lvlJc w:val="left"/>
+      <w:pPr>
+        <w:tabs>
+          <w:tab w:val="num" w:pos="6480"/>
+        </w:tabs>
+        <w:ind w:left="6480" w:hanging="360"/>
+      </w:pPr>
+      <w:rPr>
+        <w:rFonts w:ascii="Wingdings" w:hAnsi="Wingdings" w:hint="default"/>
+        <w:sz w:val="20"/>
+      </w:rPr>
+    </w:lvl>
+  </w:abstractNum>
+  <w:abstractNum w:abstractNumId="8" w15:restartNumberingAfterBreak="0">
+    <w:nsid w:val="7148213C"/>
+    <w:multiLevelType w:val="multilevel"/>
+    <w:tmpl w:val="612ADD40"/>
+    <w:lvl w:ilvl="0">
+      <w:start w:val="1"/>
+      <w:numFmt w:val="bullet"/>
+      <w:lvlText w:val=""/>
+      <w:lvlJc w:val="left"/>
+      <w:pPr>
+        <w:tabs>
+          <w:tab w:val="num" w:pos="720"/>
+        </w:tabs>
+        <w:ind w:left="720" w:hanging="360"/>
+      </w:pPr>
+      <w:rPr>
+        <w:rFonts w:ascii="Symbol" w:hAnsi="Symbol" w:hint="default"/>
+        <w:sz w:val="20"/>
+      </w:rPr>
+    </w:lvl>
+    <w:lvl w:ilvl="1" w:tentative="1">
+      <w:start w:val="1"/>
+      <w:numFmt w:val="bullet"/>
+      <w:lvlText w:val="o"/>
+      <w:lvlJc w:val="left"/>
+      <w:pPr>
+        <w:tabs>
+          <w:tab w:val="num" w:pos="1440"/>
+        </w:tabs>
+        <w:ind w:left="1440" w:hanging="360"/>
+      </w:pPr>
+      <w:rPr>
+        <w:rFonts w:ascii="Courier New" w:hAnsi="Courier New" w:hint="default"/>
+        <w:sz w:val="20"/>
+      </w:rPr>
+    </w:lvl>
+    <w:lvl w:ilvl="2" w:tentative="1">
+      <w:start w:val="1"/>
+      <w:numFmt w:val="bullet"/>
+      <w:lvlText w:val=""/>
+      <w:lvlJc w:val="left"/>
+      <w:pPr>
+        <w:tabs>
+          <w:tab w:val="num" w:pos="2160"/>
+        </w:tabs>
+        <w:ind w:left="2160" w:hanging="360"/>
+      </w:pPr>
+      <w:rPr>
+        <w:rFonts w:ascii="Wingdings" w:hAnsi="Wingdings" w:hint="default"/>
+        <w:sz w:val="20"/>
+      </w:rPr>
+    </w:lvl>
+    <w:lvl w:ilvl="3" w:tentative="1">
+      <w:start w:val="1"/>
+      <w:numFmt w:val="bullet"/>
+      <w:lvlText w:val=""/>
+      <w:lvlJc w:val="left"/>
+      <w:pPr>
+        <w:tabs>
+          <w:tab w:val="num" w:pos="2880"/>
+        </w:tabs>
+        <w:ind w:left="2880" w:hanging="360"/>
+      </w:pPr>
+      <w:rPr>
+        <w:rFonts w:ascii="Wingdings" w:hAnsi="Wingdings" w:hint="default"/>
+        <w:sz w:val="20"/>
+      </w:rPr>
+    </w:lvl>
+    <w:lvl w:ilvl="4" w:tentative="1">
+      <w:start w:val="1"/>
+      <w:numFmt w:val="bullet"/>
+      <w:lvlText w:val=""/>
+      <w:lvlJc w:val="left"/>
+      <w:pPr>
+        <w:tabs>
+          <w:tab w:val="num" w:pos="3600"/>
+        </w:tabs>
+        <w:ind w:left="3600" w:hanging="360"/>
+      </w:pPr>
+      <w:rPr>
+        <w:rFonts w:ascii="Wingdings" w:hAnsi="Wingdings" w:hint="default"/>
+        <w:sz w:val="20"/>
+      </w:rPr>
+    </w:lvl>
+    <w:lvl w:ilvl="5" w:tentative="1">
+      <w:start w:val="1"/>
+      <w:numFmt w:val="bullet"/>
+      <w:lvlText w:val=""/>
+      <w:lvlJc w:val="left"/>
+      <w:pPr>
+        <w:tabs>
+          <w:tab w:val="num" w:pos="4320"/>
+        </w:tabs>
+        <w:ind w:left="4320" w:hanging="360"/>
+      </w:pPr>
+      <w:rPr>
+        <w:rFonts w:ascii="Wingdings" w:hAnsi="Wingdings" w:hint="default"/>
+        <w:sz w:val="20"/>
+      </w:rPr>
+    </w:lvl>
+    <w:lvl w:ilvl="6" w:tentative="1">
+      <w:start w:val="1"/>
+      <w:numFmt w:val="bullet"/>
+      <w:lvlText w:val=""/>
+      <w:lvlJc w:val="left"/>
+      <w:pPr>
+        <w:tabs>
+          <w:tab w:val="num" w:pos="5040"/>
+        </w:tabs>
+        <w:ind w:left="5040" w:hanging="360"/>
+      </w:pPr>
+      <w:rPr>
+        <w:rFonts w:ascii="Wingdings" w:hAnsi="Wingdings" w:hint="default"/>
+        <w:sz w:val="20"/>
+      </w:rPr>
+    </w:lvl>
+    <w:lvl w:ilvl="7" w:tentative="1">
+      <w:start w:val="1"/>
+      <w:numFmt w:val="bullet"/>
+      <w:lvlText w:val=""/>
+      <w:lvlJc w:val="left"/>
+      <w:pPr>
+        <w:tabs>
+          <w:tab w:val="num" w:pos="5760"/>
+        </w:tabs>
+        <w:ind w:left="5760" w:hanging="360"/>
+      </w:pPr>
+      <w:rPr>
+        <w:rFonts w:ascii="Wingdings" w:hAnsi="Wingdings" w:hint="default"/>
+        <w:sz w:val="20"/>
+      </w:rPr>
+    </w:lvl>
+    <w:lvl w:ilvl="8" w:tentative="1">
+      <w:start w:val="1"/>
+      <w:numFmt w:val="bullet"/>
+      <w:lvlText w:val=""/>
+      <w:lvlJc w:val="left"/>
+      <w:pPr>
+        <w:tabs>
+          <w:tab w:val="num" w:pos="6480"/>
+        </w:tabs>
+        <w:ind w:left="6480" w:hanging="360"/>
+      </w:pPr>
+      <w:rPr>
+        <w:rFonts w:ascii="Wingdings" w:hAnsi="Wingdings" w:hint="default"/>
+        <w:sz w:val="20"/>
+      </w:rPr>
+    </w:lvl>
+  </w:abstractNum>
+  <w:abstractNum w:abstractNumId="9" w15:restartNumberingAfterBreak="0">
+    <w:nsid w:val="7EC348D1"/>
+    <w:multiLevelType w:val="multilevel"/>
+    <w:tmpl w:val="6D78015C"/>
+    <w:lvl w:ilvl="0">
+      <w:start w:val="1"/>
+      <w:numFmt w:val="bullet"/>
+      <w:lvlText w:val=""/>
+      <w:lvlJc w:val="left"/>
+      <w:pPr>
+        <w:tabs>
+          <w:tab w:val="num" w:pos="720"/>
+        </w:tabs>
+        <w:ind w:left="720" w:hanging="360"/>
+      </w:pPr>
+      <w:rPr>
+        <w:rFonts w:ascii="Symbol" w:hAnsi="Symbol" w:hint="default"/>
+        <w:sz w:val="20"/>
+      </w:rPr>
+    </w:lvl>
+    <w:lvl w:ilvl="1" w:tentative="1">
+      <w:start w:val="1"/>
+      <w:numFmt w:val="bullet"/>
+      <w:lvlText w:val="o"/>
+      <w:lvlJc w:val="left"/>
+      <w:pPr>
+        <w:tabs>
+          <w:tab w:val="num" w:pos="1440"/>
+        </w:tabs>
+        <w:ind w:left="1440" w:hanging="360"/>
+      </w:pPr>
+      <w:rPr>
+        <w:rFonts w:ascii="Courier New" w:hAnsi="Courier New" w:hint="default"/>
+        <w:sz w:val="20"/>
+      </w:rPr>
+    </w:lvl>
+    <w:lvl w:ilvl="2" w:tentative="1">
+      <w:start w:val="1"/>
+      <w:numFmt w:val="bullet"/>
+      <w:lvlText w:val=""/>
+      <w:lvlJc w:val="left"/>
+      <w:pPr>
+        <w:tabs>
+          <w:tab w:val="num" w:pos="2160"/>
+        </w:tabs>
+        <w:ind w:left="2160" w:hanging="360"/>
+      </w:pPr>
+      <w:rPr>
+        <w:rFonts w:ascii="Wingdings" w:hAnsi="Wingdings" w:hint="default"/>
+        <w:sz w:val="20"/>
+      </w:rPr>
+    </w:lvl>
+    <w:lvl w:ilvl="3" w:tentative="1">
+      <w:start w:val="1"/>
+      <w:numFmt w:val="bullet"/>
+      <w:lvlText w:val=""/>
+      <w:lvlJc w:val="left"/>
+      <w:pPr>
+        <w:tabs>
+          <w:tab w:val="num" w:pos="2880"/>
+        </w:tabs>
+        <w:ind w:left="2880" w:hanging="360"/>
+      </w:pPr>
+      <w:rPr>
+        <w:rFonts w:ascii="Wingdings" w:hAnsi="Wingdings" w:hint="default"/>
+        <w:sz w:val="20"/>
+      </w:rPr>
+    </w:lvl>
+    <w:lvl w:ilvl="4" w:tentative="1">
+      <w:start w:val="1"/>
+      <w:numFmt w:val="bullet"/>
+      <w:lvlText w:val=""/>
+      <w:lvlJc w:val="left"/>
+      <w:pPr>
+        <w:tabs>
+          <w:tab w:val="num" w:pos="3600"/>
+        </w:tabs>
+        <w:ind w:left="3600" w:hanging="360"/>
+      </w:pPr>
+      <w:rPr>
+        <w:rFonts w:ascii="Wingdings" w:hAnsi="Wingdings" w:hint="default"/>
+        <w:sz w:val="20"/>
+      </w:rPr>
+    </w:lvl>
+    <w:lvl w:ilvl="5" w:tentative="1">
+      <w:start w:val="1"/>
+      <w:numFmt w:val="bullet"/>
+      <w:lvlText w:val=""/>
+      <w:lvlJc w:val="left"/>
+      <w:pPr>
+        <w:tabs>
+          <w:tab w:val="num" w:pos="4320"/>
+        </w:tabs>
+        <w:ind w:left="4320" w:hanging="360"/>
+      </w:pPr>
+      <w:rPr>
+        <w:rFonts w:ascii="Wingdings" w:hAnsi="Wingdings" w:hint="default"/>
+        <w:sz w:val="20"/>
+      </w:rPr>
+    </w:lvl>
+    <w:lvl w:ilvl="6" w:tentative="1">
+      <w:start w:val="1"/>
+      <w:numFmt w:val="bullet"/>
+      <w:lvlText w:val=""/>
+      <w:lvlJc w:val="left"/>
+      <w:pPr>
+        <w:tabs>
+          <w:tab w:val="num" w:pos="5040"/>
+        </w:tabs>
+        <w:ind w:left="5040" w:hanging="360"/>
+      </w:pPr>
+      <w:rPr>
+        <w:rFonts w:ascii="Wingdings" w:hAnsi="Wingdings" w:hint="default"/>
+        <w:sz w:val="20"/>
+      </w:rPr>
+    </w:lvl>
+    <w:lvl w:ilvl="7" w:tentative="1">
+      <w:start w:val="1"/>
+      <w:numFmt w:val="bullet"/>
+      <w:lvlText w:val=""/>
+      <w:lvlJc w:val="left"/>
+      <w:pPr>
+        <w:tabs>
+          <w:tab w:val="num" w:pos="5760"/>
+        </w:tabs>
+        <w:ind w:left="5760" w:hanging="360"/>
+      </w:pPr>
+      <w:rPr>
+        <w:rFonts w:ascii="Wingdings" w:hAnsi="Wingdings" w:hint="default"/>
+        <w:sz w:val="20"/>
+      </w:rPr>
+    </w:lvl>
+    <w:lvl w:ilvl="8" w:tentative="1">
+      <w:start w:val="1"/>
+      <w:numFmt w:val="bullet"/>
+      <w:lvlText w:val=""/>
+      <w:lvlJc w:val="left"/>
+      <w:pPr>
+        <w:tabs>
+          <w:tab w:val="num" w:pos="6480"/>
+        </w:tabs>
+        <w:ind w:left="6480" w:hanging="360"/>
+      </w:pPr>
+      <w:rPr>
+        <w:rFonts w:ascii="Wingdings" w:hAnsi="Wingdings" w:hint="default"/>
+        <w:sz w:val="20"/>
+      </w:rPr>
+    </w:lvl>
+  </w:abstractNum>
   <w:num w:numId="1">
+    <w:abstractNumId w:val="6"/>
+  </w:num>
+  <w:num w:numId="2">
     <w:abstractNumId w:val="1"/>
   </w:num>
-  <w:num w:numId="2">
+  <w:num w:numId="3">
+    <w:abstractNumId w:val="2"/>
+  </w:num>
+  <w:num w:numId="4">
+    <w:abstractNumId w:val="5"/>
+  </w:num>
+  <w:num w:numId="5">
+    <w:abstractNumId w:val="3"/>
+  </w:num>
+  <w:num w:numId="6">
+    <w:abstractNumId w:val="8"/>
+  </w:num>
+  <w:num w:numId="7">
+    <w:abstractNumId w:val="4"/>
+  </w:num>
+  <w:num w:numId="8">
+    <w:abstractNumId w:val="7"/>
+  </w:num>
+  <w:num w:numId="9">
     <w:abstractNumId w:val="0"/>
+  </w:num>
+  <w:num w:numId="10">
+    <w:abstractNumId w:val="9"/>
   </w:num>
 </w:numbering>
 </file>
@@ -1416,7 +3777,6 @@
     <w:name w:val="Normal (Web)"/>
     <w:basedOn w:val="Normal"/>
     <w:uiPriority w:val="99"/>
-    <w:semiHidden/>
     <w:unhideWhenUsed/>
     <w:rsid w:val="00DC7060"/>
     <w:pPr>
@@ -1427,6 +3787,87 @@
       <w:sz w:val="24"/>
       <w:szCs w:val="24"/>
     </w:rPr>
+  </w:style>
+  <w:style w:type="paragraph" w:styleId="HTMLPreformatted">
+    <w:name w:val="HTML Preformatted"/>
+    <w:basedOn w:val="Normal"/>
+    <w:link w:val="HTMLPreformattedChar"/>
+    <w:uiPriority w:val="99"/>
+    <w:semiHidden/>
+    <w:unhideWhenUsed/>
+    <w:rsid w:val="00C93344"/>
+    <w:pPr>
+      <w:tabs>
+        <w:tab w:val="left" w:pos="916"/>
+        <w:tab w:val="left" w:pos="1832"/>
+        <w:tab w:val="left" w:pos="2748"/>
+        <w:tab w:val="left" w:pos="3664"/>
+        <w:tab w:val="left" w:pos="4580"/>
+        <w:tab w:val="left" w:pos="5496"/>
+        <w:tab w:val="left" w:pos="6412"/>
+        <w:tab w:val="left" w:pos="7328"/>
+        <w:tab w:val="left" w:pos="8244"/>
+        <w:tab w:val="left" w:pos="9160"/>
+        <w:tab w:val="left" w:pos="10076"/>
+        <w:tab w:val="left" w:pos="10992"/>
+        <w:tab w:val="left" w:pos="11908"/>
+        <w:tab w:val="left" w:pos="12824"/>
+        <w:tab w:val="left" w:pos="13740"/>
+        <w:tab w:val="left" w:pos="14656"/>
+      </w:tabs>
+      <w:spacing w:after="0" w:line="240" w:lineRule="auto"/>
+    </w:pPr>
+    <w:rPr>
+      <w:rFonts w:ascii="Courier New" w:eastAsia="Times New Roman" w:hAnsi="Courier New" w:cs="Courier New"/>
+      <w:sz w:val="20"/>
+      <w:szCs w:val="20"/>
+    </w:rPr>
+  </w:style>
+  <w:style w:type="character" w:customStyle="1" w:styleId="HTMLPreformattedChar">
+    <w:name w:val="HTML Preformatted Char"/>
+    <w:basedOn w:val="DefaultParagraphFont"/>
+    <w:link w:val="HTMLPreformatted"/>
+    <w:uiPriority w:val="99"/>
+    <w:semiHidden/>
+    <w:rsid w:val="00C93344"/>
+    <w:rPr>
+      <w:rFonts w:ascii="Courier New" w:eastAsia="Times New Roman" w:hAnsi="Courier New" w:cs="Courier New"/>
+      <w:sz w:val="20"/>
+      <w:szCs w:val="20"/>
+    </w:rPr>
+  </w:style>
+  <w:style w:type="character" w:styleId="HTMLCode">
+    <w:name w:val="HTML Code"/>
+    <w:basedOn w:val="DefaultParagraphFont"/>
+    <w:uiPriority w:val="99"/>
+    <w:semiHidden/>
+    <w:unhideWhenUsed/>
+    <w:rsid w:val="00C93344"/>
+    <w:rPr>
+      <w:rFonts w:ascii="Courier New" w:eastAsia="Times New Roman" w:hAnsi="Courier New" w:cs="Courier New"/>
+      <w:sz w:val="20"/>
+      <w:szCs w:val="20"/>
+    </w:rPr>
+  </w:style>
+  <w:style w:type="character" w:customStyle="1" w:styleId="m">
+    <w:name w:val="ͼm"/>
+    <w:basedOn w:val="DefaultParagraphFont"/>
+    <w:rsid w:val="00C93344"/>
+  </w:style>
+  <w:style w:type="character" w:customStyle="1" w:styleId="g">
+    <w:name w:val="ͼg"/>
+    <w:basedOn w:val="DefaultParagraphFont"/>
+    <w:rsid w:val="00C93344"/>
+  </w:style>
+  <w:style w:type="character" w:customStyle="1" w:styleId="k">
+    <w:name w:val="ͼk"/>
+    <w:basedOn w:val="DefaultParagraphFont"/>
+    <w:rsid w:val="00C93344"/>
+  </w:style>
+  <w:style w:type="character" w:customStyle="1" w:styleId="j">
+    <w:name w:val="ͼj"/>
+    <w:basedOn w:val="DefaultParagraphFont"/>
+    <w:rsid w:val="00C93344"/>
   </w:style>
 </w:styles>
 </file>
